--- a/lessons/3-6/downloads/3-6-notes-teacher-l1.docx
+++ b/lessons/3-6/downloads/3-6-notes-teacher-l1.docx
@@ -1345,6 +1345,314 @@
         </w:tc>
       </w:tr>
     </w:tbl>
+    <w:tbl>
+      <w:tblPr>
+        <w:tblW w:type="pct" w:w="100%"/>
+        <w:tblBorders>
+          <w:top w:val="none" w:color="FFFFFF" w:sz="0"/>
+          <w:left w:val="none" w:color="FFFFFF" w:sz="0"/>
+          <w:bottom w:val="single" w:color="C7D2DD" w:sz="4"/>
+          <w:right w:val="none" w:color="FFFFFF" w:sz="0"/>
+          <w:insideH w:val="none" w:color="FFFFFF" w:sz="0"/>
+          <w:insideV w:val="none" w:color="FFFFFF" w:sz="0"/>
+        </w:tblBorders>
+      </w:tblPr>
+      <w:tblGrid>
+        <w:gridCol w:w="1800"/>
+        <w:gridCol w:w="7560"/>
+      </w:tblGrid>
+      <w:tr>
+        <w:trPr>
+          <w:cantSplit/>
+        </w:trPr>
+        <w:tc>
+          <w:tcPr>
+            <w:tcW w:type="dxa" w:w="1800"/>
+            <w:tcMar>
+              <w:top w:type="dxa" w:w="100"/>
+              <w:left w:type="dxa" w:w="40"/>
+              <w:bottom w:type="dxa" w:w="100"/>
+              <w:right w:type="dxa" w:w="120"/>
+            </w:tcMar>
+            <w:vAlign w:val="center"/>
+          </w:tcPr>
+          <w:p>
+            <w:pPr>
+              <w:spacing w:after="0"/>
+              <w:jc w:val="center"/>
+            </w:pPr>
+            <w:r>
+              <w:drawing>
+                <wp:inline distT="0" distB="0" distL="0" distR="0">
+                  <wp:extent cx="1047750" cy="790575"/>
+                  <wp:effectExtent t="0" r="0" b="0" l="0"/>
+                  <wp:docPr id="1" name="" descr="" title=""/>
+                  <wp:cNvGraphicFramePr>
+                    <a:graphicFrameLocks xmlns:a="http://schemas.openxmlformats.org/drawingml/2006/main" noChangeAspect="1"/>
+                  </wp:cNvGraphicFramePr>
+                  <a:graphic xmlns:a="http://schemas.openxmlformats.org/drawingml/2006/main">
+                    <a:graphicData uri="http://schemas.openxmlformats.org/drawingml/2006/picture">
+                      <pic:pic xmlns:pic="http://schemas.openxmlformats.org/drawingml/2006/picture">
+                        <pic:nvPicPr>
+                          <pic:cNvPr id="0" name="" descr=""/>
+                          <pic:cNvPicPr>
+                            <a:picLocks noChangeAspect="1" noChangeArrowheads="1"/>
+                          </pic:cNvPicPr>
+                        </pic:nvPicPr>
+                        <pic:blipFill>
+                          <a:blip r:embed="rId10" cstate="none"/>
+                          <a:srcRect/>
+                          <a:stretch>
+                            <a:fillRect/>
+                          </a:stretch>
+                        </pic:blipFill>
+                        <pic:spPr bwMode="auto">
+                          <a:xfrm>
+                            <a:off x="0" y="0"/>
+                            <a:ext cx="1047750" cy="790575"/>
+                          </a:xfrm>
+                          <a:prstGeom prst="rect">
+                            <a:avLst/>
+                          </a:prstGeom>
+                        </pic:spPr>
+                      </pic:pic>
+                    </a:graphicData>
+                  </a:graphic>
+                </wp:inline>
+              </w:drawing>
+            </w:r>
+          </w:p>
+        </w:tc>
+        <w:tc>
+          <w:tcPr>
+            <w:tcW w:type="dxa" w:w="7560"/>
+            <w:tcMar>
+              <w:top w:type="dxa" w:w="100"/>
+              <w:left w:type="dxa" w:w="40"/>
+              <w:bottom w:type="dxa" w:w="100"/>
+              <w:right w:type="dxa" w:w="40"/>
+            </w:tcMar>
+            <w:vAlign w:val="center"/>
+          </w:tcPr>
+          <w:p>
+            <w:pPr>
+              <w:spacing w:after="50"/>
+            </w:pPr>
+            <w:r>
+              <w:rPr>
+                <w:b/>
+                <w:bCs/>
+                <w:color w:val="12355B"/>
+                <w:sz w:val="24"/>
+                <w:szCs w:val="24"/>
+              </w:rPr>
+              <w:t xml:space="preserve">Customary units</w:t>
+            </w:r>
+            <w:r>
+              <w:rPr>
+                <w:i/>
+                <w:iCs/>
+                <w:color w:val="5F6F80"/>
+                <w:sz w:val="19"/>
+                <w:szCs w:val="19"/>
+              </w:rPr>
+              <w:t xml:space="preserve">   Unidades del sistema usual</w:t>
+            </w:r>
+          </w:p>
+          <w:p>
+            <w:pPr>
+              <w:spacing w:after="40"/>
+            </w:pPr>
+            <w:r>
+              <w:rPr>
+                <w:sz w:val="21"/>
+                <w:szCs w:val="21"/>
+              </w:rPr>
+              <w:t xml:space="preserve">The U.S. system of units: inch, foot, yard, mile, ounce, pound, cup, quart, gallon.</w:t>
+            </w:r>
+          </w:p>
+          <w:p>
+            <w:pPr>
+              <w:spacing w:after="0"/>
+            </w:pPr>
+            <w:r>
+              <w:rPr>
+                <w:b/>
+                <w:bCs/>
+                <w:color w:val="1FA6A2"/>
+                <w:sz w:val="18"/>
+                <w:szCs w:val="18"/>
+              </w:rPr>
+              <w:t xml:space="preserve">Example:  </w:t>
+            </w:r>
+            <w:r>
+              <w:rPr>
+                <w:i/>
+                <w:iCs/>
+                <w:color w:val="5F6F80"/>
+                <w:sz w:val="18"/>
+                <w:szCs w:val="18"/>
+              </w:rPr>
+              <w:t xml:space="preserve">12 in = 1 ft</w:t>
+            </w:r>
+          </w:p>
+        </w:tc>
+      </w:tr>
+    </w:tbl>
+    <w:tbl>
+      <w:tblPr>
+        <w:tblW w:type="pct" w:w="100%"/>
+        <w:tblBorders>
+          <w:top w:val="none" w:color="FFFFFF" w:sz="0"/>
+          <w:left w:val="none" w:color="FFFFFF" w:sz="0"/>
+          <w:bottom w:val="single" w:color="C7D2DD" w:sz="4"/>
+          <w:right w:val="none" w:color="FFFFFF" w:sz="0"/>
+          <w:insideH w:val="none" w:color="FFFFFF" w:sz="0"/>
+          <w:insideV w:val="none" w:color="FFFFFF" w:sz="0"/>
+        </w:tblBorders>
+      </w:tblPr>
+      <w:tblGrid>
+        <w:gridCol w:w="1800"/>
+        <w:gridCol w:w="7560"/>
+      </w:tblGrid>
+      <w:tr>
+        <w:trPr>
+          <w:cantSplit/>
+        </w:trPr>
+        <w:tc>
+          <w:tcPr>
+            <w:tcW w:type="dxa" w:w="1800"/>
+            <w:tcMar>
+              <w:top w:type="dxa" w:w="100"/>
+              <w:left w:type="dxa" w:w="40"/>
+              <w:bottom w:type="dxa" w:w="100"/>
+              <w:right w:type="dxa" w:w="120"/>
+            </w:tcMar>
+            <w:vAlign w:val="center"/>
+          </w:tcPr>
+          <w:p>
+            <w:pPr>
+              <w:spacing w:after="0"/>
+              <w:jc w:val="center"/>
+            </w:pPr>
+            <w:r>
+              <w:drawing>
+                <wp:inline distT="0" distB="0" distL="0" distR="0">
+                  <wp:extent cx="1047750" cy="790575"/>
+                  <wp:effectExtent t="0" r="0" b="0" l="0"/>
+                  <wp:docPr id="1" name="" descr="" title=""/>
+                  <wp:cNvGraphicFramePr>
+                    <a:graphicFrameLocks xmlns:a="http://schemas.openxmlformats.org/drawingml/2006/main" noChangeAspect="1"/>
+                  </wp:cNvGraphicFramePr>
+                  <a:graphic xmlns:a="http://schemas.openxmlformats.org/drawingml/2006/main">
+                    <a:graphicData uri="http://schemas.openxmlformats.org/drawingml/2006/picture">
+                      <pic:pic xmlns:pic="http://schemas.openxmlformats.org/drawingml/2006/picture">
+                        <pic:nvPicPr>
+                          <pic:cNvPr id="0" name="" descr=""/>
+                          <pic:cNvPicPr>
+                            <a:picLocks noChangeAspect="1" noChangeArrowheads="1"/>
+                          </pic:cNvPicPr>
+                        </pic:nvPicPr>
+                        <pic:blipFill>
+                          <a:blip r:embed="rId10" cstate="none"/>
+                          <a:srcRect/>
+                          <a:stretch>
+                            <a:fillRect/>
+                          </a:stretch>
+                        </pic:blipFill>
+                        <pic:spPr bwMode="auto">
+                          <a:xfrm>
+                            <a:off x="0" y="0"/>
+                            <a:ext cx="1047750" cy="790575"/>
+                          </a:xfrm>
+                          <a:prstGeom prst="rect">
+                            <a:avLst/>
+                          </a:prstGeom>
+                        </pic:spPr>
+                      </pic:pic>
+                    </a:graphicData>
+                  </a:graphic>
+                </wp:inline>
+              </w:drawing>
+            </w:r>
+          </w:p>
+        </w:tc>
+        <w:tc>
+          <w:tcPr>
+            <w:tcW w:type="dxa" w:w="7560"/>
+            <w:tcMar>
+              <w:top w:type="dxa" w:w="100"/>
+              <w:left w:type="dxa" w:w="40"/>
+              <w:bottom w:type="dxa" w:w="100"/>
+              <w:right w:type="dxa" w:w="40"/>
+            </w:tcMar>
+            <w:vAlign w:val="center"/>
+          </w:tcPr>
+          <w:p>
+            <w:pPr>
+              <w:spacing w:after="50"/>
+            </w:pPr>
+            <w:r>
+              <w:rPr>
+                <w:b/>
+                <w:bCs/>
+                <w:color w:val="12355B"/>
+                <w:sz w:val="24"/>
+                <w:szCs w:val="24"/>
+              </w:rPr>
+              <w:t xml:space="preserve">Metric units</w:t>
+            </w:r>
+            <w:r>
+              <w:rPr>
+                <w:i/>
+                <w:iCs/>
+                <w:color w:val="5F6F80"/>
+                <w:sz w:val="19"/>
+                <w:szCs w:val="19"/>
+              </w:rPr>
+              <w:t xml:space="preserve">   Unidades métricas</w:t>
+            </w:r>
+          </w:p>
+          <w:p>
+            <w:pPr>
+              <w:spacing w:after="40"/>
+            </w:pPr>
+            <w:r>
+              <w:rPr>
+                <w:sz w:val="21"/>
+                <w:szCs w:val="21"/>
+              </w:rPr>
+              <w:t xml:space="preserve">The base-10 system of units: meter, gram, liter.</w:t>
+            </w:r>
+          </w:p>
+          <w:p>
+            <w:pPr>
+              <w:spacing w:after="0"/>
+            </w:pPr>
+            <w:r>
+              <w:rPr>
+                <w:b/>
+                <w:bCs/>
+                <w:color w:val="1FA6A2"/>
+                <w:sz w:val="18"/>
+                <w:szCs w:val="18"/>
+              </w:rPr>
+              <w:t xml:space="preserve">Example:  </w:t>
+            </w:r>
+            <w:r>
+              <w:rPr>
+                <w:i/>
+                <w:iCs/>
+                <w:color w:val="5F6F80"/>
+                <w:sz w:val="18"/>
+                <w:szCs w:val="18"/>
+              </w:rPr>
+              <w:t xml:space="preserve">1 km = 1,000 m</w:t>
+            </w:r>
+          </w:p>
+        </w:tc>
+      </w:tr>
+    </w:tbl>
     <w:p>
       <w:pPr>
         <w:pStyle w:val="Heading1"/>
@@ -1433,7 +1741,7 @@
                 <w:sz w:val="21"/>
                 <w:szCs w:val="21"/>
               </w:rPr>
-              <w:t xml:space="preserve">Convert Measurements within the Same System      •      Conversion factor      •      Unit ratio      •      Convert      •      Measurement system      •      Double number line      •      Ratio table</w:t>
+              <w:t xml:space="preserve">Convert Measurements within the Same System      •      Conversion factor      •      Unit ratio      •      Convert      •      Measurement system      •      Double number line      •      Ratio table      •      Customary units      •      Metric units</w:t>
             </w:r>
           </w:p>
         </w:tc>
@@ -1760,6 +2068,80 @@
           <w:szCs w:val="22"/>
         </w:rPr>
         <w:t xml:space="preserve"> </w:t>
+      </w:r>
+      <w:r>
+        <w:rPr>
+          <w:sz w:val="22"/>
+          <w:szCs w:val="22"/>
+        </w:rPr>
+        <w:t xml:space="preserve">________________</w:t>
+      </w:r>
+      <w:r>
+        <w:rPr>
+          <w:sz w:val="22"/>
+          <w:szCs w:val="22"/>
+        </w:rPr>
+        <w:t xml:space="preserve">.</w:t>
+      </w:r>
+    </w:p>
+    <w:p>
+      <w:pPr>
+        <w:keepLines/>
+        <w:spacing w:after="260" w:before="200"/>
+      </w:pPr>
+      <w:r>
+        <w:rPr>
+          <w:b/>
+          <w:bCs/>
+          <w:color w:val="12355B"/>
+          <w:sz w:val="22"/>
+          <w:szCs w:val="22"/>
+        </w:rPr>
+        <w:t xml:space="preserve">8.  </w:t>
+      </w:r>
+      <w:r>
+        <w:rPr>
+          <w:sz w:val="22"/>
+          <w:szCs w:val="22"/>
+        </w:rPr>
+        <w:t xml:space="preserve">Inches, feet, pounds, and gallons are </w:t>
+      </w:r>
+      <w:r>
+        <w:rPr>
+          <w:sz w:val="22"/>
+          <w:szCs w:val="22"/>
+        </w:rPr>
+        <w:t xml:space="preserve">________________</w:t>
+      </w:r>
+      <w:r>
+        <w:rPr>
+          <w:sz w:val="22"/>
+          <w:szCs w:val="22"/>
+        </w:rPr>
+        <w:t xml:space="preserve">.</w:t>
+      </w:r>
+    </w:p>
+    <w:p>
+      <w:pPr>
+        <w:keepLines/>
+        <w:spacing w:after="260" w:before="200"/>
+      </w:pPr>
+      <w:r>
+        <w:rPr>
+          <w:b/>
+          <w:bCs/>
+          <w:color w:val="12355B"/>
+          <w:sz w:val="22"/>
+          <w:szCs w:val="22"/>
+        </w:rPr>
+        <w:t xml:space="preserve">9.  </w:t>
+      </w:r>
+      <w:r>
+        <w:rPr>
+          <w:sz w:val="22"/>
+          <w:szCs w:val="22"/>
+        </w:rPr>
+        <w:t xml:space="preserve">Meters, grams, and liters are </w:t>
       </w:r>
       <w:r>
         <w:rPr>
@@ -2843,7 +3225,7 @@
           <w:sz w:val="20"/>
           <w:szCs w:val="20"/>
         </w:rPr>
-        <w:t xml:space="preserve">A)  60 inches</w:t>
+        <w:t xml:space="preserve">A)  7 inches</w:t>
       </w:r>
     </w:p>
     <w:p>
@@ -2869,7 +3251,7 @@
           <w:sz w:val="20"/>
           <w:szCs w:val="20"/>
         </w:rPr>
-        <w:t xml:space="preserve">C)  7 inches</w:t>
+        <w:t xml:space="preserve">C)  50 inches</w:t>
       </w:r>
     </w:p>
     <w:p>
@@ -2882,7 +3264,7 @@
           <w:sz w:val="20"/>
           <w:szCs w:val="20"/>
         </w:rPr>
-        <w:t xml:space="preserve">D)  50 inches</w:t>
+        <w:t xml:space="preserve">D)  60 inches</w:t>
       </w:r>
     </w:p>
     <w:p>
@@ -2928,7 +3310,7 @@
           <w:sz w:val="21"/>
           <w:szCs w:val="21"/>
         </w:rPr>
-        <w:t xml:space="preserve">A. 60 inches</w:t>
+        <w:t xml:space="preserve">D. 60 inches</w:t>
       </w:r>
     </w:p>
     <w:p>
@@ -3011,7 +3393,7 @@
           <w:sz w:val="20"/>
           <w:szCs w:val="20"/>
         </w:rPr>
-        <w:t xml:space="preserve">A)  3,000 mL</w:t>
+        <w:t xml:space="preserve">A)  30 mL</w:t>
       </w:r>
     </w:p>
     <w:p>
@@ -3024,7 +3406,7 @@
           <w:sz w:val="20"/>
           <w:szCs w:val="20"/>
         </w:rPr>
-        <w:t xml:space="preserve">B)  1,003 mL</w:t>
+        <w:t xml:space="preserve">B)  300 mL</w:t>
       </w:r>
     </w:p>
     <w:p>
@@ -3037,7 +3419,7 @@
           <w:sz w:val="20"/>
           <w:szCs w:val="20"/>
         </w:rPr>
-        <w:t xml:space="preserve">C)  300 mL</w:t>
+        <w:t xml:space="preserve">C)  1,003 mL</w:t>
       </w:r>
     </w:p>
     <w:p>
@@ -3050,7 +3432,7 @@
           <w:sz w:val="20"/>
           <w:szCs w:val="20"/>
         </w:rPr>
-        <w:t xml:space="preserve">D)  30 mL</w:t>
+        <w:t xml:space="preserve">D)  3,000 mL</w:t>
       </w:r>
     </w:p>
     <w:p>
@@ -3793,7 +4175,7 @@
           <w:sz w:val="20"/>
           <w:szCs w:val="20"/>
         </w:rPr>
-        <w:t xml:space="preserve">B)  64 pounds</w:t>
+        <w:t xml:space="preserve">B)  32 pounds</w:t>
       </w:r>
     </w:p>
     <w:p>
@@ -3806,7 +4188,7 @@
           <w:sz w:val="20"/>
           <w:szCs w:val="20"/>
         </w:rPr>
-        <w:t xml:space="preserve">C)  768 pounds</w:t>
+        <w:t xml:space="preserve">C)  64 pounds</w:t>
       </w:r>
     </w:p>
     <w:p>
@@ -3819,7 +4201,7 @@
           <w:sz w:val="20"/>
           <w:szCs w:val="20"/>
         </w:rPr>
-        <w:t xml:space="preserve">D)  32 pounds</w:t>
+        <w:t xml:space="preserve">D)  768 pounds</w:t>
       </w:r>
     </w:p>
     <w:p>
@@ -3910,7 +4292,7 @@
           <w:sz w:val="20"/>
           <w:szCs w:val="20"/>
         </w:rPr>
-        <w:t xml:space="preserve">A)  Yes, because 4 feet = 48 inches, which is more than 44</w:t>
+        <w:t xml:space="preserve">A)  No, because 4 is less than 44</w:t>
       </w:r>
     </w:p>
     <w:p>
@@ -3923,7 +4305,7 @@
           <w:sz w:val="20"/>
           <w:szCs w:val="20"/>
         </w:rPr>
-        <w:t xml:space="preserve">B)  No, because 4 is less than 44</w:t>
+        <w:t xml:space="preserve">B)  Yes, because 4 feet = 44 inches exactly</w:t>
       </w:r>
     </w:p>
     <w:p>
@@ -3936,7 +4318,7 @@
           <w:sz w:val="20"/>
           <w:szCs w:val="20"/>
         </w:rPr>
-        <w:t xml:space="preserve">C)  Yes, because 4 feet = 44 inches exactly</w:t>
+        <w:t xml:space="preserve">C)  Yes, because 4 feet = 48 inches, which is more than 44</w:t>
       </w:r>
     </w:p>
     <w:p>
@@ -4073,7 +4455,7 @@
           <w:sz w:val="21"/>
           <w:szCs w:val="21"/>
         </w:rPr>
-        <w:t xml:space="preserve">A)  20 cups, because cups are smaller so I multiply: 5 × 4</w:t>
+        <w:t xml:space="preserve">A)  1.25 cups, because I divide 5 by 4</w:t>
       </w:r>
     </w:p>
     <w:p>
@@ -4086,7 +4468,7 @@
           <w:sz w:val="21"/>
           <w:szCs w:val="21"/>
         </w:rPr>
-        <w:t xml:space="preserve">B)  1.25 cups, because I divide 5 by 4</w:t>
+        <w:t xml:space="preserve">B)  5 cups, because the amount does not change</w:t>
       </w:r>
     </w:p>
     <w:p>
@@ -4112,7 +4494,7 @@
           <w:sz w:val="21"/>
           <w:szCs w:val="21"/>
         </w:rPr>
-        <w:t xml:space="preserve">D)  5 cups, because the amount does not change</w:t>
+        <w:t xml:space="preserve">D)  20 cups, because cups are smaller so I multiply: 5 × 4</w:t>
       </w:r>
     </w:p>
     <w:p>
@@ -4325,6 +4707,48 @@
     </w:p>
     <w:p>
       <w:pPr>
+        <w:spacing w:after="80"/>
+      </w:pPr>
+      <w:r>
+        <w:rPr>
+          <w:b/>
+          <w:bCs/>
+          <w:sz w:val="21"/>
+          <w:szCs w:val="21"/>
+        </w:rPr>
+        <w:t xml:space="preserve">Notes 8:  </w:t>
+      </w:r>
+      <w:r>
+        <w:rPr>
+          <w:sz w:val="21"/>
+          <w:szCs w:val="21"/>
+        </w:rPr>
+        <w:t xml:space="preserve">Customary units</w:t>
+      </w:r>
+    </w:p>
+    <w:p>
+      <w:pPr>
+        <w:spacing w:after="80"/>
+      </w:pPr>
+      <w:r>
+        <w:rPr>
+          <w:b/>
+          <w:bCs/>
+          <w:sz w:val="21"/>
+          <w:szCs w:val="21"/>
+        </w:rPr>
+        <w:t xml:space="preserve">Notes 9:  </w:t>
+      </w:r>
+      <w:r>
+        <w:rPr>
+          <w:sz w:val="21"/>
+          <w:szCs w:val="21"/>
+        </w:rPr>
+        <w:t xml:space="preserve">Metric units</w:t>
+      </w:r>
+    </w:p>
+    <w:p>
+      <w:pPr>
         <w:pStyle w:val="Heading2"/>
         <w:spacing w:after="80" w:before="180"/>
       </w:pPr>
@@ -4357,7 +4781,7 @@
           <w:sz w:val="21"/>
           <w:szCs w:val="21"/>
         </w:rPr>
-        <w:t xml:space="preserve">A. 60 inches</w:t>
+        <w:t xml:space="preserve">D. 60 inches</w:t>
       </w:r>
     </w:p>
     <w:p>
@@ -4378,7 +4802,7 @@
           <w:sz w:val="21"/>
           <w:szCs w:val="21"/>
         </w:rPr>
-        <w:t xml:space="preserve">A. 3,000 mL</w:t>
+        <w:t xml:space="preserve">D. 3,000 mL</w:t>
       </w:r>
     </w:p>
     <w:p>
@@ -4487,7 +4911,7 @@
           <w:sz w:val="21"/>
           <w:szCs w:val="21"/>
         </w:rPr>
-        <w:t xml:space="preserve">A)  Yes, because 4 feet = 48 inches, which is more than 44</w:t>
+        <w:t xml:space="preserve">C)  Yes, because 4 feet = 48 inches, which is more than 44</w:t>
       </w:r>
       <w:r>
         <w:rPr>
@@ -4534,7 +4958,7 @@
           <w:sz w:val="21"/>
           <w:szCs w:val="21"/>
         </w:rPr>
-        <w:t xml:space="preserve">A)  8 times</w:t>
+        <w:t xml:space="preserve">C)  8 times</w:t>
       </w:r>
       <w:r>
         <w:rPr>
@@ -4643,7 +5067,7 @@
           <w:sz w:val="21"/>
           <w:szCs w:val="21"/>
         </w:rPr>
-        <w:t xml:space="preserve">A)  20 cups, because cups are smaller so I multiply: 5 × 4</w:t>
+        <w:t xml:space="preserve">D)  20 cups, because cups are smaller so I multiply: 5 × 4</w:t>
       </w:r>
       <w:r>
         <w:rPr>

--- a/lessons/3-6/downloads/3-6-notes-teacher-l1.docx
+++ b/lessons/3-6/downloads/3-6-notes-teacher-l1.docx
@@ -14,7 +14,7 @@
           <w:sz w:val="18"/>
           <w:szCs w:val="18"/>
         </w:rPr>
-        <w:t xml:space="preserve">UNIT 3  ·  LESSON 6      STANDARD 6.AT.3</w:t>
+        <w:t xml:space="preserve">UNIT 3  ·  LESSON 6      STANDARD 6.AT.3C</w:t>
       </w:r>
     </w:p>
     <w:p>
@@ -264,25 +264,141 @@
           <w:sz w:val="19"/>
           <w:szCs w:val="19"/>
         </w:rPr>
-        <w:t xml:space="preserve">Look at the picture, read the word, then read what it means.</w:t>
+        <w:t xml:space="preserve">Review each concept term, definition, non-example, and visual clue.</w:t>
       </w:r>
     </w:p>
     <w:tbl>
       <w:tblPr>
-        <w:tblW w:type="pct" w:w="100%"/>
+        <w:tblW w:type="dxa" w:w="9360"/>
         <w:tblBorders>
-          <w:top w:val="none" w:color="FFFFFF" w:sz="0"/>
-          <w:left w:val="none" w:color="FFFFFF" w:sz="0"/>
-          <w:bottom w:val="single" w:color="C7D2DD" w:sz="4"/>
-          <w:right w:val="none" w:color="FFFFFF" w:sz="0"/>
-          <w:insideH w:val="none" w:color="FFFFFF" w:sz="0"/>
-          <w:insideV w:val="none" w:color="FFFFFF" w:sz="0"/>
+          <w:top w:val="single" w:color="C7D2DD" w:sz="6"/>
+          <w:left w:val="single" w:color="C7D2DD" w:sz="6"/>
+          <w:bottom w:val="single" w:color="C7D2DD" w:sz="6"/>
+          <w:right w:val="single" w:color="C7D2DD" w:sz="6"/>
+          <w:insideH w:val="single" w:color="C7D2DD" w:sz="6"/>
+          <w:insideV w:val="single" w:color="C7D2DD" w:sz="6"/>
         </w:tblBorders>
       </w:tblPr>
       <w:tblGrid>
         <w:gridCol w:w="1800"/>
-        <w:gridCol w:w="7560"/>
+        <w:gridCol w:w="3160"/>
+        <w:gridCol w:w="2200"/>
+        <w:gridCol w:w="2200"/>
       </w:tblGrid>
+      <w:tr>
+        <w:trPr>
+          <w:cantSplit/>
+          <w:tblHeader/>
+        </w:trPr>
+        <w:tc>
+          <w:tcPr>
+            <w:tcW w:type="dxa" w:w="1800"/>
+            <w:shd w:fill="EEF4F8" w:color="auto" w:val="clear"/>
+            <w:tcMar>
+              <w:top w:type="dxa" w:w="80"/>
+              <w:left w:type="dxa" w:w="100"/>
+              <w:bottom w:type="dxa" w:w="80"/>
+              <w:right w:type="dxa" w:w="100"/>
+            </w:tcMar>
+          </w:tcPr>
+          <w:p>
+            <w:pPr>
+              <w:spacing w:after="0"/>
+            </w:pPr>
+            <w:r>
+              <w:rPr>
+                <w:b/>
+                <w:bCs/>
+                <w:color w:val="12355B"/>
+                <w:sz w:val="19"/>
+                <w:szCs w:val="19"/>
+              </w:rPr>
+              <w:t xml:space="preserve">Concept Term</w:t>
+            </w:r>
+          </w:p>
+        </w:tc>
+        <w:tc>
+          <w:tcPr>
+            <w:tcW w:type="dxa" w:w="3160"/>
+            <w:shd w:fill="EEF4F8" w:color="auto" w:val="clear"/>
+            <w:tcMar>
+              <w:top w:type="dxa" w:w="80"/>
+              <w:left w:type="dxa" w:w="100"/>
+              <w:bottom w:type="dxa" w:w="80"/>
+              <w:right w:type="dxa" w:w="100"/>
+            </w:tcMar>
+          </w:tcPr>
+          <w:p>
+            <w:pPr>
+              <w:spacing w:after="0"/>
+            </w:pPr>
+            <w:r>
+              <w:rPr>
+                <w:b/>
+                <w:bCs/>
+                <w:color w:val="12355B"/>
+                <w:sz w:val="19"/>
+                <w:szCs w:val="19"/>
+              </w:rPr>
+              <w:t xml:space="preserve">Student-Friendly Definition</w:t>
+            </w:r>
+          </w:p>
+        </w:tc>
+        <w:tc>
+          <w:tcPr>
+            <w:tcW w:type="dxa" w:w="2200"/>
+            <w:shd w:fill="EEF4F8" w:color="auto" w:val="clear"/>
+            <w:tcMar>
+              <w:top w:type="dxa" w:w="80"/>
+              <w:left w:type="dxa" w:w="100"/>
+              <w:bottom w:type="dxa" w:w="80"/>
+              <w:right w:type="dxa" w:w="100"/>
+            </w:tcMar>
+          </w:tcPr>
+          <w:p>
+            <w:pPr>
+              <w:spacing w:after="0"/>
+            </w:pPr>
+            <w:r>
+              <w:rPr>
+                <w:b/>
+                <w:bCs/>
+                <w:color w:val="12355B"/>
+                <w:sz w:val="19"/>
+                <w:szCs w:val="19"/>
+              </w:rPr>
+              <w:t xml:space="preserve">Non-Example</w:t>
+            </w:r>
+          </w:p>
+        </w:tc>
+        <w:tc>
+          <w:tcPr>
+            <w:tcW w:type="dxa" w:w="2200"/>
+            <w:shd w:fill="EEF4F8" w:color="auto" w:val="clear"/>
+            <w:tcMar>
+              <w:top w:type="dxa" w:w="80"/>
+              <w:left w:type="dxa" w:w="100"/>
+              <w:bottom w:type="dxa" w:w="80"/>
+              <w:right w:type="dxa" w:w="100"/>
+            </w:tcMar>
+          </w:tcPr>
+          <w:p>
+            <w:pPr>
+              <w:spacing w:after="0"/>
+            </w:pPr>
+            <w:r>
+              <w:rPr>
+                <w:b/>
+                <w:bCs/>
+                <w:color w:val="12355B"/>
+                <w:sz w:val="19"/>
+                <w:szCs w:val="19"/>
+              </w:rPr>
+              <w:t xml:space="preserve">Visual Clue</w:t>
+            </w:r>
+          </w:p>
+        </w:tc>
+      </w:tr>
       <w:tr>
         <w:trPr>
           <w:cantSplit/>
@@ -291,22 +407,126 @@
           <w:tcPr>
             <w:tcW w:type="dxa" w:w="1800"/>
             <w:tcMar>
-              <w:top w:type="dxa" w:w="100"/>
-              <w:left w:type="dxa" w:w="40"/>
-              <w:bottom w:type="dxa" w:w="100"/>
-              <w:right w:type="dxa" w:w="120"/>
+              <w:top w:type="dxa" w:w="80"/>
+              <w:left w:type="dxa" w:w="100"/>
+              <w:bottom w:type="dxa" w:w="80"/>
+              <w:right w:type="dxa" w:w="100"/>
             </w:tcMar>
-            <w:vAlign w:val="center"/>
+            <w:vAlign w:val="top"/>
           </w:tcPr>
           <w:p>
             <w:pPr>
+              <w:spacing w:after="30"/>
+            </w:pPr>
+            <w:r>
+              <w:rPr>
+                <w:b/>
+                <w:bCs/>
+                <w:color w:val="12355B"/>
+                <w:sz w:val="21"/>
+                <w:szCs w:val="21"/>
+              </w:rPr>
+              <w:t xml:space="preserve">Convert Measurements within the Same System</w:t>
+            </w:r>
+          </w:p>
+          <w:p>
+            <w:pPr>
               <w:spacing w:after="0"/>
+            </w:pPr>
+            <w:r>
+              <w:rPr>
+                <w:i/>
+                <w:iCs/>
+                <w:color w:val="5F6F80"/>
+                <w:sz w:val="18"/>
+                <w:szCs w:val="18"/>
+              </w:rPr>
+              <w:t xml:space="preserve">Convertir medidas dentro del mismo sistema</w:t>
+            </w:r>
+          </w:p>
+        </w:tc>
+        <w:tc>
+          <w:tcPr>
+            <w:tcW w:type="dxa" w:w="3160"/>
+            <w:tcMar>
+              <w:top w:type="dxa" w:w="80"/>
+              <w:left w:type="dxa" w:w="100"/>
+              <w:bottom w:type="dxa" w:w="80"/>
+              <w:right w:type="dxa" w:w="100"/>
+            </w:tcMar>
+            <w:vAlign w:val="top"/>
+          </w:tcPr>
+          <w:p>
+            <w:pPr>
+              <w:spacing w:after="0"/>
+            </w:pPr>
+            <w:r>
+              <w:rPr>
+                <w:sz w:val="20"/>
+                <w:szCs w:val="20"/>
+              </w:rPr>
+              <w:t xml:space="preserve">Rewriting a measurement in a different unit of the SAME system, such as feet into inches or liters into milliliters.</w:t>
+            </w:r>
+          </w:p>
+        </w:tc>
+        <w:tc>
+          <w:tcPr>
+            <w:tcW w:type="dxa" w:w="2200"/>
+            <w:tcMar>
+              <w:top w:type="dxa" w:w="80"/>
+              <w:left w:type="dxa" w:w="100"/>
+              <w:bottom w:type="dxa" w:w="80"/>
+              <w:right w:type="dxa" w:w="100"/>
+            </w:tcMar>
+            <w:vAlign w:val="top"/>
+          </w:tcPr>
+          <w:p>
+            <w:pPr>
+              <w:spacing w:after="40"/>
+            </w:pPr>
+            <w:r>
+              <w:rPr>
+                <w:i/>
+                <w:iCs/>
+                <w:color w:val="5F6F80"/>
+                <w:sz w:val="19"/>
+                <w:szCs w:val="19"/>
+              </w:rPr>
+              <w:t xml:space="preserve">Not Convert Measurements within the Same System: write a counter-example that breaks the definition.</w:t>
+            </w:r>
+          </w:p>
+          <w:p>
+            <w:pPr>
+              <w:pBdr>
+                <w:bottom w:val="single" w:color="AFBECC" w:sz="6"/>
+              </w:pBdr>
+              <w:spacing w:after="30" w:before="150"/>
+            </w:pPr>
+            <w:r>
+              <w:t xml:space="preserve"/>
+            </w:r>
+          </w:p>
+        </w:tc>
+        <w:tc>
+          <w:tcPr>
+            <w:tcW w:type="dxa" w:w="2200"/>
+            <w:tcMar>
+              <w:top w:type="dxa" w:w="80"/>
+              <w:left w:type="dxa" w:w="100"/>
+              <w:bottom w:type="dxa" w:w="80"/>
+              <w:right w:type="dxa" w:w="100"/>
+            </w:tcMar>
+            <w:vAlign w:val="top"/>
+          </w:tcPr>
+          <w:p>
+            <w:pPr>
+              <w:spacing w:after="40"/>
               <w:jc w:val="center"/>
             </w:pPr>
             <w:r>
               <w:drawing>
                 <wp:inline distT="0" distB="0" distL="0" distR="0">
-                  <wp:extent cx="1047750" cy="790575"/>
+                  <wp:extent cx="876300" cy="657225"/>
                   <wp:effectExtent t="0" r="0" b="0" l="0"/>
                   <wp:docPr id="1" name="" descr="" title=""/>
                   <wp:cNvGraphicFramePr>
@@ -331,7 +551,7 @@
                         <pic:spPr bwMode="auto">
                           <a:xfrm>
                             <a:off x="0" y="0"/>
-                            <a:ext cx="1047750" cy="790575"/>
+                            <a:ext cx="876300" cy="657225"/>
                           </a:xfrm>
                           <a:prstGeom prst="rect">
                             <a:avLst/>
@@ -344,69 +564,10 @@
               </w:drawing>
             </w:r>
           </w:p>
-        </w:tc>
-        <w:tc>
-          <w:tcPr>
-            <w:tcW w:type="dxa" w:w="7560"/>
-            <w:tcMar>
-              <w:top w:type="dxa" w:w="100"/>
-              <w:left w:type="dxa" w:w="40"/>
-              <w:bottom w:type="dxa" w:w="100"/>
-              <w:right w:type="dxa" w:w="40"/>
-            </w:tcMar>
-            <w:vAlign w:val="center"/>
-          </w:tcPr>
-          <w:p>
-            <w:pPr>
-              <w:spacing w:after="50"/>
-            </w:pPr>
-            <w:r>
-              <w:rPr>
-                <w:b/>
-                <w:bCs/>
-                <w:color w:val="12355B"/>
-                <w:sz w:val="24"/>
-                <w:szCs w:val="24"/>
-              </w:rPr>
-              <w:t xml:space="preserve">Convert Measurements within the Same System</w:t>
-            </w:r>
-            <w:r>
-              <w:rPr>
-                <w:i/>
-                <w:iCs/>
-                <w:color w:val="5F6F80"/>
-                <w:sz w:val="19"/>
-                <w:szCs w:val="19"/>
-              </w:rPr>
-              <w:t xml:space="preserve">   Convertir medidas dentro del mismo sistema</w:t>
-            </w:r>
-          </w:p>
-          <w:p>
-            <w:pPr>
-              <w:spacing w:after="40"/>
-            </w:pPr>
-            <w:r>
-              <w:rPr>
-                <w:sz w:val="21"/>
-                <w:szCs w:val="21"/>
-              </w:rPr>
-              <w:t xml:space="preserve">Rewriting a measurement in a different unit of the SAME system, such as feet into inches or liters into milliliters.</w:t>
-            </w:r>
-          </w:p>
           <w:p>
             <w:pPr>
               <w:spacing w:after="0"/>
             </w:pPr>
-            <w:r>
-              <w:rPr>
-                <w:b/>
-                <w:bCs/>
-                <w:color w:val="1FA6A2"/>
-                <w:sz w:val="18"/>
-                <w:szCs w:val="18"/>
-              </w:rPr>
-              <w:t xml:space="preserve">Example:  </w:t>
-            </w:r>
             <w:r>
               <w:rPr>
                 <w:i/>
@@ -420,23 +581,6 @@
           </w:p>
         </w:tc>
       </w:tr>
-    </w:tbl>
-    <w:tbl>
-      <w:tblPr>
-        <w:tblW w:type="pct" w:w="100%"/>
-        <w:tblBorders>
-          <w:top w:val="none" w:color="FFFFFF" w:sz="0"/>
-          <w:left w:val="none" w:color="FFFFFF" w:sz="0"/>
-          <w:bottom w:val="single" w:color="C7D2DD" w:sz="4"/>
-          <w:right w:val="none" w:color="FFFFFF" w:sz="0"/>
-          <w:insideH w:val="none" w:color="FFFFFF" w:sz="0"/>
-          <w:insideV w:val="none" w:color="FFFFFF" w:sz="0"/>
-        </w:tblBorders>
-      </w:tblPr>
-      <w:tblGrid>
-        <w:gridCol w:w="1800"/>
-        <w:gridCol w:w="7560"/>
-      </w:tblGrid>
       <w:tr>
         <w:trPr>
           <w:cantSplit/>
@@ -445,22 +589,126 @@
           <w:tcPr>
             <w:tcW w:type="dxa" w:w="1800"/>
             <w:tcMar>
-              <w:top w:type="dxa" w:w="100"/>
-              <w:left w:type="dxa" w:w="40"/>
-              <w:bottom w:type="dxa" w:w="100"/>
-              <w:right w:type="dxa" w:w="120"/>
+              <w:top w:type="dxa" w:w="80"/>
+              <w:left w:type="dxa" w:w="100"/>
+              <w:bottom w:type="dxa" w:w="80"/>
+              <w:right w:type="dxa" w:w="100"/>
             </w:tcMar>
-            <w:vAlign w:val="center"/>
+            <w:vAlign w:val="top"/>
           </w:tcPr>
           <w:p>
             <w:pPr>
+              <w:spacing w:after="30"/>
+            </w:pPr>
+            <w:r>
+              <w:rPr>
+                <w:b/>
+                <w:bCs/>
+                <w:color w:val="12355B"/>
+                <w:sz w:val="21"/>
+                <w:szCs w:val="21"/>
+              </w:rPr>
+              <w:t xml:space="preserve">Conversion factor</w:t>
+            </w:r>
+          </w:p>
+          <w:p>
+            <w:pPr>
               <w:spacing w:after="0"/>
+            </w:pPr>
+            <w:r>
+              <w:rPr>
+                <w:i/>
+                <w:iCs/>
+                <w:color w:val="5F6F80"/>
+                <w:sz w:val="18"/>
+                <w:szCs w:val="18"/>
+              </w:rPr>
+              <w:t xml:space="preserve">Factor de conversión</w:t>
+            </w:r>
+          </w:p>
+        </w:tc>
+        <w:tc>
+          <w:tcPr>
+            <w:tcW w:type="dxa" w:w="3160"/>
+            <w:tcMar>
+              <w:top w:type="dxa" w:w="80"/>
+              <w:left w:type="dxa" w:w="100"/>
+              <w:bottom w:type="dxa" w:w="80"/>
+              <w:right w:type="dxa" w:w="100"/>
+            </w:tcMar>
+            <w:vAlign w:val="top"/>
+          </w:tcPr>
+          <w:p>
+            <w:pPr>
+              <w:spacing w:after="0"/>
+            </w:pPr>
+            <w:r>
+              <w:rPr>
+                <w:sz w:val="20"/>
+                <w:szCs w:val="20"/>
+              </w:rPr>
+              <w:t xml:space="preserve">The ratio that links two units in the same measurement system, such as 12 inches to 1 foot. Within one system it is exact.</w:t>
+            </w:r>
+          </w:p>
+        </w:tc>
+        <w:tc>
+          <w:tcPr>
+            <w:tcW w:type="dxa" w:w="2200"/>
+            <w:tcMar>
+              <w:top w:type="dxa" w:w="80"/>
+              <w:left w:type="dxa" w:w="100"/>
+              <w:bottom w:type="dxa" w:w="80"/>
+              <w:right w:type="dxa" w:w="100"/>
+            </w:tcMar>
+            <w:vAlign w:val="top"/>
+          </w:tcPr>
+          <w:p>
+            <w:pPr>
+              <w:spacing w:after="40"/>
+            </w:pPr>
+            <w:r>
+              <w:rPr>
+                <w:i/>
+                <w:iCs/>
+                <w:color w:val="5F6F80"/>
+                <w:sz w:val="19"/>
+                <w:szCs w:val="19"/>
+              </w:rPr>
+              <w:t xml:space="preserve">Not Conversion factor: write a counter-example that breaks the definition.</w:t>
+            </w:r>
+          </w:p>
+          <w:p>
+            <w:pPr>
+              <w:pBdr>
+                <w:bottom w:val="single" w:color="AFBECC" w:sz="6"/>
+              </w:pBdr>
+              <w:spacing w:after="30" w:before="150"/>
+            </w:pPr>
+            <w:r>
+              <w:t xml:space="preserve"/>
+            </w:r>
+          </w:p>
+        </w:tc>
+        <w:tc>
+          <w:tcPr>
+            <w:tcW w:type="dxa" w:w="2200"/>
+            <w:tcMar>
+              <w:top w:type="dxa" w:w="80"/>
+              <w:left w:type="dxa" w:w="100"/>
+              <w:bottom w:type="dxa" w:w="80"/>
+              <w:right w:type="dxa" w:w="100"/>
+            </w:tcMar>
+            <w:vAlign w:val="top"/>
+          </w:tcPr>
+          <w:p>
+            <w:pPr>
+              <w:spacing w:after="40"/>
               <w:jc w:val="center"/>
             </w:pPr>
             <w:r>
               <w:drawing>
                 <wp:inline distT="0" distB="0" distL="0" distR="0">
-                  <wp:extent cx="1047750" cy="790575"/>
+                  <wp:extent cx="876300" cy="657225"/>
                   <wp:effectExtent t="0" r="0" b="0" l="0"/>
                   <wp:docPr id="1" name="" descr="" title=""/>
                   <wp:cNvGraphicFramePr>
@@ -485,7 +733,7 @@
                         <pic:spPr bwMode="auto">
                           <a:xfrm>
                             <a:off x="0" y="0"/>
-                            <a:ext cx="1047750" cy="790575"/>
+                            <a:ext cx="876300" cy="657225"/>
                           </a:xfrm>
                           <a:prstGeom prst="rect">
                             <a:avLst/>
@@ -498,69 +746,10 @@
               </w:drawing>
             </w:r>
           </w:p>
-        </w:tc>
-        <w:tc>
-          <w:tcPr>
-            <w:tcW w:type="dxa" w:w="7560"/>
-            <w:tcMar>
-              <w:top w:type="dxa" w:w="100"/>
-              <w:left w:type="dxa" w:w="40"/>
-              <w:bottom w:type="dxa" w:w="100"/>
-              <w:right w:type="dxa" w:w="40"/>
-            </w:tcMar>
-            <w:vAlign w:val="center"/>
-          </w:tcPr>
-          <w:p>
-            <w:pPr>
-              <w:spacing w:after="50"/>
-            </w:pPr>
-            <w:r>
-              <w:rPr>
-                <w:b/>
-                <w:bCs/>
-                <w:color w:val="12355B"/>
-                <w:sz w:val="24"/>
-                <w:szCs w:val="24"/>
-              </w:rPr>
-              <w:t xml:space="preserve">Conversion factor</w:t>
-            </w:r>
-            <w:r>
-              <w:rPr>
-                <w:i/>
-                <w:iCs/>
-                <w:color w:val="5F6F80"/>
-                <w:sz w:val="19"/>
-                <w:szCs w:val="19"/>
-              </w:rPr>
-              <w:t xml:space="preserve">   Factor de conversión</w:t>
-            </w:r>
-          </w:p>
-          <w:p>
-            <w:pPr>
-              <w:spacing w:after="40"/>
-            </w:pPr>
-            <w:r>
-              <w:rPr>
-                <w:sz w:val="21"/>
-                <w:szCs w:val="21"/>
-              </w:rPr>
-              <w:t xml:space="preserve">The ratio that links two units in the same measurement system, such as 12 inches to 1 foot. Within one system it is exact.</w:t>
-            </w:r>
-          </w:p>
           <w:p>
             <w:pPr>
               <w:spacing w:after="0"/>
             </w:pPr>
-            <w:r>
-              <w:rPr>
-                <w:b/>
-                <w:bCs/>
-                <w:color w:val="1FA6A2"/>
-                <w:sz w:val="18"/>
-                <w:szCs w:val="18"/>
-              </w:rPr>
-              <w:t xml:space="preserve">Example:  </w:t>
-            </w:r>
             <w:r>
               <w:rPr>
                 <w:i/>
@@ -574,23 +763,6 @@
           </w:p>
         </w:tc>
       </w:tr>
-    </w:tbl>
-    <w:tbl>
-      <w:tblPr>
-        <w:tblW w:type="pct" w:w="100%"/>
-        <w:tblBorders>
-          <w:top w:val="none" w:color="FFFFFF" w:sz="0"/>
-          <w:left w:val="none" w:color="FFFFFF" w:sz="0"/>
-          <w:bottom w:val="single" w:color="C7D2DD" w:sz="4"/>
-          <w:right w:val="none" w:color="FFFFFF" w:sz="0"/>
-          <w:insideH w:val="none" w:color="FFFFFF" w:sz="0"/>
-          <w:insideV w:val="none" w:color="FFFFFF" w:sz="0"/>
-        </w:tblBorders>
-      </w:tblPr>
-      <w:tblGrid>
-        <w:gridCol w:w="1800"/>
-        <w:gridCol w:w="7560"/>
-      </w:tblGrid>
       <w:tr>
         <w:trPr>
           <w:cantSplit/>
@@ -599,22 +771,126 @@
           <w:tcPr>
             <w:tcW w:type="dxa" w:w="1800"/>
             <w:tcMar>
-              <w:top w:type="dxa" w:w="100"/>
-              <w:left w:type="dxa" w:w="40"/>
-              <w:bottom w:type="dxa" w:w="100"/>
-              <w:right w:type="dxa" w:w="120"/>
+              <w:top w:type="dxa" w:w="80"/>
+              <w:left w:type="dxa" w:w="100"/>
+              <w:bottom w:type="dxa" w:w="80"/>
+              <w:right w:type="dxa" w:w="100"/>
             </w:tcMar>
-            <w:vAlign w:val="center"/>
+            <w:vAlign w:val="top"/>
           </w:tcPr>
           <w:p>
             <w:pPr>
+              <w:spacing w:after="30"/>
+            </w:pPr>
+            <w:r>
+              <w:rPr>
+                <w:b/>
+                <w:bCs/>
+                <w:color w:val="12355B"/>
+                <w:sz w:val="21"/>
+                <w:szCs w:val="21"/>
+              </w:rPr>
+              <w:t xml:space="preserve">Unit ratio</w:t>
+            </w:r>
+          </w:p>
+          <w:p>
+            <w:pPr>
               <w:spacing w:after="0"/>
+            </w:pPr>
+            <w:r>
+              <w:rPr>
+                <w:i/>
+                <w:iCs/>
+                <w:color w:val="5F6F80"/>
+                <w:sz w:val="18"/>
+                <w:szCs w:val="18"/>
+              </w:rPr>
+              <w:t xml:space="preserve">Razón unitaria</w:t>
+            </w:r>
+          </w:p>
+        </w:tc>
+        <w:tc>
+          <w:tcPr>
+            <w:tcW w:type="dxa" w:w="3160"/>
+            <w:tcMar>
+              <w:top w:type="dxa" w:w="80"/>
+              <w:left w:type="dxa" w:w="100"/>
+              <w:bottom w:type="dxa" w:w="80"/>
+              <w:right w:type="dxa" w:w="100"/>
+            </w:tcMar>
+            <w:vAlign w:val="top"/>
+          </w:tcPr>
+          <w:p>
+            <w:pPr>
+              <w:spacing w:after="0"/>
+            </w:pPr>
+            <w:r>
+              <w:rPr>
+                <w:sz w:val="20"/>
+                <w:szCs w:val="20"/>
+              </w:rPr>
+              <w:t xml:space="preserve">A ratio that compares an amount to exactly 1 unit of another quantity, like 12 inches to 1 foot.</w:t>
+            </w:r>
+          </w:p>
+        </w:tc>
+        <w:tc>
+          <w:tcPr>
+            <w:tcW w:type="dxa" w:w="2200"/>
+            <w:tcMar>
+              <w:top w:type="dxa" w:w="80"/>
+              <w:left w:type="dxa" w:w="100"/>
+              <w:bottom w:type="dxa" w:w="80"/>
+              <w:right w:type="dxa" w:w="100"/>
+            </w:tcMar>
+            <w:vAlign w:val="top"/>
+          </w:tcPr>
+          <w:p>
+            <w:pPr>
+              <w:spacing w:after="40"/>
+            </w:pPr>
+            <w:r>
+              <w:rPr>
+                <w:i/>
+                <w:iCs/>
+                <w:color w:val="5F6F80"/>
+                <w:sz w:val="19"/>
+                <w:szCs w:val="19"/>
+              </w:rPr>
+              <w:t xml:space="preserve">Not Unit ratio: write a counter-example that breaks the definition.</w:t>
+            </w:r>
+          </w:p>
+          <w:p>
+            <w:pPr>
+              <w:pBdr>
+                <w:bottom w:val="single" w:color="AFBECC" w:sz="6"/>
+              </w:pBdr>
+              <w:spacing w:after="30" w:before="150"/>
+            </w:pPr>
+            <w:r>
+              <w:t xml:space="preserve"/>
+            </w:r>
+          </w:p>
+        </w:tc>
+        <w:tc>
+          <w:tcPr>
+            <w:tcW w:type="dxa" w:w="2200"/>
+            <w:tcMar>
+              <w:top w:type="dxa" w:w="80"/>
+              <w:left w:type="dxa" w:w="100"/>
+              <w:bottom w:type="dxa" w:w="80"/>
+              <w:right w:type="dxa" w:w="100"/>
+            </w:tcMar>
+            <w:vAlign w:val="top"/>
+          </w:tcPr>
+          <w:p>
+            <w:pPr>
+              <w:spacing w:after="40"/>
               <w:jc w:val="center"/>
             </w:pPr>
             <w:r>
               <w:drawing>
                 <wp:inline distT="0" distB="0" distL="0" distR="0">
-                  <wp:extent cx="1047750" cy="790575"/>
+                  <wp:extent cx="876300" cy="657225"/>
                   <wp:effectExtent t="0" r="0" b="0" l="0"/>
                   <wp:docPr id="1" name="" descr="" title=""/>
                   <wp:cNvGraphicFramePr>
@@ -639,7 +915,7 @@
                         <pic:spPr bwMode="auto">
                           <a:xfrm>
                             <a:off x="0" y="0"/>
-                            <a:ext cx="1047750" cy="790575"/>
+                            <a:ext cx="876300" cy="657225"/>
                           </a:xfrm>
                           <a:prstGeom prst="rect">
                             <a:avLst/>
@@ -652,69 +928,10 @@
               </w:drawing>
             </w:r>
           </w:p>
-        </w:tc>
-        <w:tc>
-          <w:tcPr>
-            <w:tcW w:type="dxa" w:w="7560"/>
-            <w:tcMar>
-              <w:top w:type="dxa" w:w="100"/>
-              <w:left w:type="dxa" w:w="40"/>
-              <w:bottom w:type="dxa" w:w="100"/>
-              <w:right w:type="dxa" w:w="40"/>
-            </w:tcMar>
-            <w:vAlign w:val="center"/>
-          </w:tcPr>
-          <w:p>
-            <w:pPr>
-              <w:spacing w:after="50"/>
-            </w:pPr>
-            <w:r>
-              <w:rPr>
-                <w:b/>
-                <w:bCs/>
-                <w:color w:val="12355B"/>
-                <w:sz w:val="24"/>
-                <w:szCs w:val="24"/>
-              </w:rPr>
-              <w:t xml:space="preserve">Unit ratio</w:t>
-            </w:r>
-            <w:r>
-              <w:rPr>
-                <w:i/>
-                <w:iCs/>
-                <w:color w:val="5F6F80"/>
-                <w:sz w:val="19"/>
-                <w:szCs w:val="19"/>
-              </w:rPr>
-              <w:t xml:space="preserve">   Razón unitaria</w:t>
-            </w:r>
-          </w:p>
-          <w:p>
-            <w:pPr>
-              <w:spacing w:after="40"/>
-            </w:pPr>
-            <w:r>
-              <w:rPr>
-                <w:sz w:val="21"/>
-                <w:szCs w:val="21"/>
-              </w:rPr>
-              <w:t xml:space="preserve">A ratio that compares an amount to exactly 1 unit of another quantity, like 12 inches to 1 foot.</w:t>
-            </w:r>
-          </w:p>
           <w:p>
             <w:pPr>
               <w:spacing w:after="0"/>
             </w:pPr>
-            <w:r>
-              <w:rPr>
-                <w:b/>
-                <w:bCs/>
-                <w:color w:val="1FA6A2"/>
-                <w:sz w:val="18"/>
-                <w:szCs w:val="18"/>
-              </w:rPr>
-              <w:t xml:space="preserve">Example:  </w:t>
-            </w:r>
             <w:r>
               <w:rPr>
                 <w:i/>
@@ -728,23 +945,6 @@
           </w:p>
         </w:tc>
       </w:tr>
-    </w:tbl>
-    <w:tbl>
-      <w:tblPr>
-        <w:tblW w:type="pct" w:w="100%"/>
-        <w:tblBorders>
-          <w:top w:val="none" w:color="FFFFFF" w:sz="0"/>
-          <w:left w:val="none" w:color="FFFFFF" w:sz="0"/>
-          <w:bottom w:val="single" w:color="C7D2DD" w:sz="4"/>
-          <w:right w:val="none" w:color="FFFFFF" w:sz="0"/>
-          <w:insideH w:val="none" w:color="FFFFFF" w:sz="0"/>
-          <w:insideV w:val="none" w:color="FFFFFF" w:sz="0"/>
-        </w:tblBorders>
-      </w:tblPr>
-      <w:tblGrid>
-        <w:gridCol w:w="1800"/>
-        <w:gridCol w:w="7560"/>
-      </w:tblGrid>
       <w:tr>
         <w:trPr>
           <w:cantSplit/>
@@ -753,22 +953,126 @@
           <w:tcPr>
             <w:tcW w:type="dxa" w:w="1800"/>
             <w:tcMar>
-              <w:top w:type="dxa" w:w="100"/>
-              <w:left w:type="dxa" w:w="40"/>
-              <w:bottom w:type="dxa" w:w="100"/>
-              <w:right w:type="dxa" w:w="120"/>
+              <w:top w:type="dxa" w:w="80"/>
+              <w:left w:type="dxa" w:w="100"/>
+              <w:bottom w:type="dxa" w:w="80"/>
+              <w:right w:type="dxa" w:w="100"/>
             </w:tcMar>
-            <w:vAlign w:val="center"/>
+            <w:vAlign w:val="top"/>
           </w:tcPr>
           <w:p>
             <w:pPr>
+              <w:spacing w:after="30"/>
+            </w:pPr>
+            <w:r>
+              <w:rPr>
+                <w:b/>
+                <w:bCs/>
+                <w:color w:val="12355B"/>
+                <w:sz w:val="21"/>
+                <w:szCs w:val="21"/>
+              </w:rPr>
+              <w:t xml:space="preserve">Convert</w:t>
+            </w:r>
+          </w:p>
+          <w:p>
+            <w:pPr>
               <w:spacing w:after="0"/>
+            </w:pPr>
+            <w:r>
+              <w:rPr>
+                <w:i/>
+                <w:iCs/>
+                <w:color w:val="5F6F80"/>
+                <w:sz w:val="18"/>
+                <w:szCs w:val="18"/>
+              </w:rPr>
+              <w:t xml:space="preserve">Convertir</w:t>
+            </w:r>
+          </w:p>
+        </w:tc>
+        <w:tc>
+          <w:tcPr>
+            <w:tcW w:type="dxa" w:w="3160"/>
+            <w:tcMar>
+              <w:top w:type="dxa" w:w="80"/>
+              <w:left w:type="dxa" w:w="100"/>
+              <w:bottom w:type="dxa" w:w="80"/>
+              <w:right w:type="dxa" w:w="100"/>
+            </w:tcMar>
+            <w:vAlign w:val="top"/>
+          </w:tcPr>
+          <w:p>
+            <w:pPr>
+              <w:spacing w:after="0"/>
+            </w:pPr>
+            <w:r>
+              <w:rPr>
+                <w:sz w:val="20"/>
+                <w:szCs w:val="20"/>
+              </w:rPr>
+              <w:t xml:space="preserve">To change a measurement from one unit to another without changing how much it is.</w:t>
+            </w:r>
+          </w:p>
+        </w:tc>
+        <w:tc>
+          <w:tcPr>
+            <w:tcW w:type="dxa" w:w="2200"/>
+            <w:tcMar>
+              <w:top w:type="dxa" w:w="80"/>
+              <w:left w:type="dxa" w:w="100"/>
+              <w:bottom w:type="dxa" w:w="80"/>
+              <w:right w:type="dxa" w:w="100"/>
+            </w:tcMar>
+            <w:vAlign w:val="top"/>
+          </w:tcPr>
+          <w:p>
+            <w:pPr>
+              <w:spacing w:after="40"/>
+            </w:pPr>
+            <w:r>
+              <w:rPr>
+                <w:i/>
+                <w:iCs/>
+                <w:color w:val="5F6F80"/>
+                <w:sz w:val="19"/>
+                <w:szCs w:val="19"/>
+              </w:rPr>
+              <w:t xml:space="preserve">Not Convert: write a counter-example that breaks the definition.</w:t>
+            </w:r>
+          </w:p>
+          <w:p>
+            <w:pPr>
+              <w:pBdr>
+                <w:bottom w:val="single" w:color="AFBECC" w:sz="6"/>
+              </w:pBdr>
+              <w:spacing w:after="30" w:before="150"/>
+            </w:pPr>
+            <w:r>
+              <w:t xml:space="preserve"/>
+            </w:r>
+          </w:p>
+        </w:tc>
+        <w:tc>
+          <w:tcPr>
+            <w:tcW w:type="dxa" w:w="2200"/>
+            <w:tcMar>
+              <w:top w:type="dxa" w:w="80"/>
+              <w:left w:type="dxa" w:w="100"/>
+              <w:bottom w:type="dxa" w:w="80"/>
+              <w:right w:type="dxa" w:w="100"/>
+            </w:tcMar>
+            <w:vAlign w:val="top"/>
+          </w:tcPr>
+          <w:p>
+            <w:pPr>
+              <w:spacing w:after="40"/>
               <w:jc w:val="center"/>
             </w:pPr>
             <w:r>
               <w:drawing>
                 <wp:inline distT="0" distB="0" distL="0" distR="0">
-                  <wp:extent cx="1047750" cy="790575"/>
+                  <wp:extent cx="876300" cy="657225"/>
                   <wp:effectExtent t="0" r="0" b="0" l="0"/>
                   <wp:docPr id="1" name="" descr="" title=""/>
                   <wp:cNvGraphicFramePr>
@@ -793,7 +1097,7 @@
                         <pic:spPr bwMode="auto">
                           <a:xfrm>
                             <a:off x="0" y="0"/>
-                            <a:ext cx="1047750" cy="790575"/>
+                            <a:ext cx="876300" cy="657225"/>
                           </a:xfrm>
                           <a:prstGeom prst="rect">
                             <a:avLst/>
@@ -806,69 +1110,10 @@
               </w:drawing>
             </w:r>
           </w:p>
-        </w:tc>
-        <w:tc>
-          <w:tcPr>
-            <w:tcW w:type="dxa" w:w="7560"/>
-            <w:tcMar>
-              <w:top w:type="dxa" w:w="100"/>
-              <w:left w:type="dxa" w:w="40"/>
-              <w:bottom w:type="dxa" w:w="100"/>
-              <w:right w:type="dxa" w:w="40"/>
-            </w:tcMar>
-            <w:vAlign w:val="center"/>
-          </w:tcPr>
-          <w:p>
-            <w:pPr>
-              <w:spacing w:after="50"/>
-            </w:pPr>
-            <w:r>
-              <w:rPr>
-                <w:b/>
-                <w:bCs/>
-                <w:color w:val="12355B"/>
-                <w:sz w:val="24"/>
-                <w:szCs w:val="24"/>
-              </w:rPr>
-              <w:t xml:space="preserve">Convert</w:t>
-            </w:r>
-            <w:r>
-              <w:rPr>
-                <w:i/>
-                <w:iCs/>
-                <w:color w:val="5F6F80"/>
-                <w:sz w:val="19"/>
-                <w:szCs w:val="19"/>
-              </w:rPr>
-              <w:t xml:space="preserve">   Convertir</w:t>
-            </w:r>
-          </w:p>
-          <w:p>
-            <w:pPr>
-              <w:spacing w:after="40"/>
-            </w:pPr>
-            <w:r>
-              <w:rPr>
-                <w:sz w:val="21"/>
-                <w:szCs w:val="21"/>
-              </w:rPr>
-              <w:t xml:space="preserve">To change a measurement from one unit to another without changing how much it is.</w:t>
-            </w:r>
-          </w:p>
           <w:p>
             <w:pPr>
               <w:spacing w:after="0"/>
             </w:pPr>
-            <w:r>
-              <w:rPr>
-                <w:b/>
-                <w:bCs/>
-                <w:color w:val="1FA6A2"/>
-                <w:sz w:val="18"/>
-                <w:szCs w:val="18"/>
-              </w:rPr>
-              <w:t xml:space="preserve">Example:  </w:t>
-            </w:r>
             <w:r>
               <w:rPr>
                 <w:i/>
@@ -882,23 +1127,6 @@
           </w:p>
         </w:tc>
       </w:tr>
-    </w:tbl>
-    <w:tbl>
-      <w:tblPr>
-        <w:tblW w:type="pct" w:w="100%"/>
-        <w:tblBorders>
-          <w:top w:val="none" w:color="FFFFFF" w:sz="0"/>
-          <w:left w:val="none" w:color="FFFFFF" w:sz="0"/>
-          <w:bottom w:val="single" w:color="C7D2DD" w:sz="4"/>
-          <w:right w:val="none" w:color="FFFFFF" w:sz="0"/>
-          <w:insideH w:val="none" w:color="FFFFFF" w:sz="0"/>
-          <w:insideV w:val="none" w:color="FFFFFF" w:sz="0"/>
-        </w:tblBorders>
-      </w:tblPr>
-      <w:tblGrid>
-        <w:gridCol w:w="1800"/>
-        <w:gridCol w:w="7560"/>
-      </w:tblGrid>
       <w:tr>
         <w:trPr>
           <w:cantSplit/>
@@ -907,22 +1135,126 @@
           <w:tcPr>
             <w:tcW w:type="dxa" w:w="1800"/>
             <w:tcMar>
-              <w:top w:type="dxa" w:w="100"/>
-              <w:left w:type="dxa" w:w="40"/>
-              <w:bottom w:type="dxa" w:w="100"/>
-              <w:right w:type="dxa" w:w="120"/>
+              <w:top w:type="dxa" w:w="80"/>
+              <w:left w:type="dxa" w:w="100"/>
+              <w:bottom w:type="dxa" w:w="80"/>
+              <w:right w:type="dxa" w:w="100"/>
             </w:tcMar>
-            <w:vAlign w:val="center"/>
+            <w:vAlign w:val="top"/>
           </w:tcPr>
           <w:p>
             <w:pPr>
+              <w:spacing w:after="30"/>
+            </w:pPr>
+            <w:r>
+              <w:rPr>
+                <w:b/>
+                <w:bCs/>
+                <w:color w:val="12355B"/>
+                <w:sz w:val="21"/>
+                <w:szCs w:val="21"/>
+              </w:rPr>
+              <w:t xml:space="preserve">Measurement system</w:t>
+            </w:r>
+          </w:p>
+          <w:p>
+            <w:pPr>
               <w:spacing w:after="0"/>
+            </w:pPr>
+            <w:r>
+              <w:rPr>
+                <w:i/>
+                <w:iCs/>
+                <w:color w:val="5F6F80"/>
+                <w:sz w:val="18"/>
+                <w:szCs w:val="18"/>
+              </w:rPr>
+              <w:t xml:space="preserve">Sistema de medidas</w:t>
+            </w:r>
+          </w:p>
+        </w:tc>
+        <w:tc>
+          <w:tcPr>
+            <w:tcW w:type="dxa" w:w="3160"/>
+            <w:tcMar>
+              <w:top w:type="dxa" w:w="80"/>
+              <w:left w:type="dxa" w:w="100"/>
+              <w:bottom w:type="dxa" w:w="80"/>
+              <w:right w:type="dxa" w:w="100"/>
+            </w:tcMar>
+            <w:vAlign w:val="top"/>
+          </w:tcPr>
+          <w:p>
+            <w:pPr>
+              <w:spacing w:after="0"/>
+            </w:pPr>
+            <w:r>
+              <w:rPr>
+                <w:sz w:val="20"/>
+                <w:szCs w:val="20"/>
+              </w:rPr>
+              <w:t xml:space="preserve">A family of units that go together — customary units like inches and feet, or metric units like milliliters and liters.</w:t>
+            </w:r>
+          </w:p>
+        </w:tc>
+        <w:tc>
+          <w:tcPr>
+            <w:tcW w:type="dxa" w:w="2200"/>
+            <w:tcMar>
+              <w:top w:type="dxa" w:w="80"/>
+              <w:left w:type="dxa" w:w="100"/>
+              <w:bottom w:type="dxa" w:w="80"/>
+              <w:right w:type="dxa" w:w="100"/>
+            </w:tcMar>
+            <w:vAlign w:val="top"/>
+          </w:tcPr>
+          <w:p>
+            <w:pPr>
+              <w:spacing w:after="40"/>
+            </w:pPr>
+            <w:r>
+              <w:rPr>
+                <w:i/>
+                <w:iCs/>
+                <w:color w:val="5F6F80"/>
+                <w:sz w:val="19"/>
+                <w:szCs w:val="19"/>
+              </w:rPr>
+              <w:t xml:space="preserve">Not Measurement system: write a counter-example that breaks the definition.</w:t>
+            </w:r>
+          </w:p>
+          <w:p>
+            <w:pPr>
+              <w:pBdr>
+                <w:bottom w:val="single" w:color="AFBECC" w:sz="6"/>
+              </w:pBdr>
+              <w:spacing w:after="30" w:before="150"/>
+            </w:pPr>
+            <w:r>
+              <w:t xml:space="preserve"/>
+            </w:r>
+          </w:p>
+        </w:tc>
+        <w:tc>
+          <w:tcPr>
+            <w:tcW w:type="dxa" w:w="2200"/>
+            <w:tcMar>
+              <w:top w:type="dxa" w:w="80"/>
+              <w:left w:type="dxa" w:w="100"/>
+              <w:bottom w:type="dxa" w:w="80"/>
+              <w:right w:type="dxa" w:w="100"/>
+            </w:tcMar>
+            <w:vAlign w:val="top"/>
+          </w:tcPr>
+          <w:p>
+            <w:pPr>
+              <w:spacing w:after="40"/>
               <w:jc w:val="center"/>
             </w:pPr>
             <w:r>
               <w:drawing>
                 <wp:inline distT="0" distB="0" distL="0" distR="0">
-                  <wp:extent cx="1047750" cy="790575"/>
+                  <wp:extent cx="876300" cy="657225"/>
                   <wp:effectExtent t="0" r="0" b="0" l="0"/>
                   <wp:docPr id="1" name="" descr="" title=""/>
                   <wp:cNvGraphicFramePr>
@@ -947,7 +1279,7 @@
                         <pic:spPr bwMode="auto">
                           <a:xfrm>
                             <a:off x="0" y="0"/>
-                            <a:ext cx="1047750" cy="790575"/>
+                            <a:ext cx="876300" cy="657225"/>
                           </a:xfrm>
                           <a:prstGeom prst="rect">
                             <a:avLst/>
@@ -960,69 +1292,10 @@
               </w:drawing>
             </w:r>
           </w:p>
-        </w:tc>
-        <w:tc>
-          <w:tcPr>
-            <w:tcW w:type="dxa" w:w="7560"/>
-            <w:tcMar>
-              <w:top w:type="dxa" w:w="100"/>
-              <w:left w:type="dxa" w:w="40"/>
-              <w:bottom w:type="dxa" w:w="100"/>
-              <w:right w:type="dxa" w:w="40"/>
-            </w:tcMar>
-            <w:vAlign w:val="center"/>
-          </w:tcPr>
-          <w:p>
-            <w:pPr>
-              <w:spacing w:after="50"/>
-            </w:pPr>
-            <w:r>
-              <w:rPr>
-                <w:b/>
-                <w:bCs/>
-                <w:color w:val="12355B"/>
-                <w:sz w:val="24"/>
-                <w:szCs w:val="24"/>
-              </w:rPr>
-              <w:t xml:space="preserve">Measurement system</w:t>
-            </w:r>
-            <w:r>
-              <w:rPr>
-                <w:i/>
-                <w:iCs/>
-                <w:color w:val="5F6F80"/>
-                <w:sz w:val="19"/>
-                <w:szCs w:val="19"/>
-              </w:rPr>
-              <w:t xml:space="preserve">   Sistema de medidas</w:t>
-            </w:r>
-          </w:p>
-          <w:p>
-            <w:pPr>
-              <w:spacing w:after="40"/>
-            </w:pPr>
-            <w:r>
-              <w:rPr>
-                <w:sz w:val="21"/>
-                <w:szCs w:val="21"/>
-              </w:rPr>
-              <w:t xml:space="preserve">A family of units that go together — customary units like inches and feet, or metric units like milliliters and liters.</w:t>
-            </w:r>
-          </w:p>
           <w:p>
             <w:pPr>
               <w:spacing w:after="0"/>
             </w:pPr>
-            <w:r>
-              <w:rPr>
-                <w:b/>
-                <w:bCs/>
-                <w:color w:val="1FA6A2"/>
-                <w:sz w:val="18"/>
-                <w:szCs w:val="18"/>
-              </w:rPr>
-              <w:t xml:space="preserve">Example:  </w:t>
-            </w:r>
             <w:r>
               <w:rPr>
                 <w:i/>
@@ -1036,23 +1309,6 @@
           </w:p>
         </w:tc>
       </w:tr>
-    </w:tbl>
-    <w:tbl>
-      <w:tblPr>
-        <w:tblW w:type="pct" w:w="100%"/>
-        <w:tblBorders>
-          <w:top w:val="none" w:color="FFFFFF" w:sz="0"/>
-          <w:left w:val="none" w:color="FFFFFF" w:sz="0"/>
-          <w:bottom w:val="single" w:color="C7D2DD" w:sz="4"/>
-          <w:right w:val="none" w:color="FFFFFF" w:sz="0"/>
-          <w:insideH w:val="none" w:color="FFFFFF" w:sz="0"/>
-          <w:insideV w:val="none" w:color="FFFFFF" w:sz="0"/>
-        </w:tblBorders>
-      </w:tblPr>
-      <w:tblGrid>
-        <w:gridCol w:w="1800"/>
-        <w:gridCol w:w="7560"/>
-      </w:tblGrid>
       <w:tr>
         <w:trPr>
           <w:cantSplit/>
@@ -1061,22 +1317,126 @@
           <w:tcPr>
             <w:tcW w:type="dxa" w:w="1800"/>
             <w:tcMar>
-              <w:top w:type="dxa" w:w="100"/>
-              <w:left w:type="dxa" w:w="40"/>
-              <w:bottom w:type="dxa" w:w="100"/>
-              <w:right w:type="dxa" w:w="120"/>
+              <w:top w:type="dxa" w:w="80"/>
+              <w:left w:type="dxa" w:w="100"/>
+              <w:bottom w:type="dxa" w:w="80"/>
+              <w:right w:type="dxa" w:w="100"/>
             </w:tcMar>
-            <w:vAlign w:val="center"/>
+            <w:vAlign w:val="top"/>
           </w:tcPr>
           <w:p>
             <w:pPr>
+              <w:spacing w:after="30"/>
+            </w:pPr>
+            <w:r>
+              <w:rPr>
+                <w:b/>
+                <w:bCs/>
+                <w:color w:val="12355B"/>
+                <w:sz w:val="21"/>
+                <w:szCs w:val="21"/>
+              </w:rPr>
+              <w:t xml:space="preserve">Double number line</w:t>
+            </w:r>
+          </w:p>
+          <w:p>
+            <w:pPr>
               <w:spacing w:after="0"/>
+            </w:pPr>
+            <w:r>
+              <w:rPr>
+                <w:i/>
+                <w:iCs/>
+                <w:color w:val="5F6F80"/>
+                <w:sz w:val="18"/>
+                <w:szCs w:val="18"/>
+              </w:rPr>
+              <w:t xml:space="preserve">Recta numérica doble</w:t>
+            </w:r>
+          </w:p>
+        </w:tc>
+        <w:tc>
+          <w:tcPr>
+            <w:tcW w:type="dxa" w:w="3160"/>
+            <w:tcMar>
+              <w:top w:type="dxa" w:w="80"/>
+              <w:left w:type="dxa" w:w="100"/>
+              <w:bottom w:type="dxa" w:w="80"/>
+              <w:right w:type="dxa" w:w="100"/>
+            </w:tcMar>
+            <w:vAlign w:val="top"/>
+          </w:tcPr>
+          <w:p>
+            <w:pPr>
+              <w:spacing w:after="0"/>
+            </w:pPr>
+            <w:r>
+              <w:rPr>
+                <w:sz w:val="20"/>
+                <w:szCs w:val="20"/>
+              </w:rPr>
+              <w:t xml:space="preserve">Two number lines lined up so matching tick marks show two units for the same amount.</w:t>
+            </w:r>
+          </w:p>
+        </w:tc>
+        <w:tc>
+          <w:tcPr>
+            <w:tcW w:type="dxa" w:w="2200"/>
+            <w:tcMar>
+              <w:top w:type="dxa" w:w="80"/>
+              <w:left w:type="dxa" w:w="100"/>
+              <w:bottom w:type="dxa" w:w="80"/>
+              <w:right w:type="dxa" w:w="100"/>
+            </w:tcMar>
+            <w:vAlign w:val="top"/>
+          </w:tcPr>
+          <w:p>
+            <w:pPr>
+              <w:spacing w:after="40"/>
+            </w:pPr>
+            <w:r>
+              <w:rPr>
+                <w:i/>
+                <w:iCs/>
+                <w:color w:val="5F6F80"/>
+                <w:sz w:val="19"/>
+                <w:szCs w:val="19"/>
+              </w:rPr>
+              <w:t xml:space="preserve">Not Double number line: write a counter-example that breaks the definition.</w:t>
+            </w:r>
+          </w:p>
+          <w:p>
+            <w:pPr>
+              <w:pBdr>
+                <w:bottom w:val="single" w:color="AFBECC" w:sz="6"/>
+              </w:pBdr>
+              <w:spacing w:after="30" w:before="150"/>
+            </w:pPr>
+            <w:r>
+              <w:t xml:space="preserve"/>
+            </w:r>
+          </w:p>
+        </w:tc>
+        <w:tc>
+          <w:tcPr>
+            <w:tcW w:type="dxa" w:w="2200"/>
+            <w:tcMar>
+              <w:top w:type="dxa" w:w="80"/>
+              <w:left w:type="dxa" w:w="100"/>
+              <w:bottom w:type="dxa" w:w="80"/>
+              <w:right w:type="dxa" w:w="100"/>
+            </w:tcMar>
+            <w:vAlign w:val="top"/>
+          </w:tcPr>
+          <w:p>
+            <w:pPr>
+              <w:spacing w:after="40"/>
               <w:jc w:val="center"/>
             </w:pPr>
             <w:r>
               <w:drawing>
                 <wp:inline distT="0" distB="0" distL="0" distR="0">
-                  <wp:extent cx="1047750" cy="790575"/>
+                  <wp:extent cx="876300" cy="657225"/>
                   <wp:effectExtent t="0" r="0" b="0" l="0"/>
                   <wp:docPr id="1" name="" descr="" title=""/>
                   <wp:cNvGraphicFramePr>
@@ -1101,7 +1461,7 @@
                         <pic:spPr bwMode="auto">
                           <a:xfrm>
                             <a:off x="0" y="0"/>
-                            <a:ext cx="1047750" cy="790575"/>
+                            <a:ext cx="876300" cy="657225"/>
                           </a:xfrm>
                           <a:prstGeom prst="rect">
                             <a:avLst/>
@@ -1114,69 +1474,10 @@
               </w:drawing>
             </w:r>
           </w:p>
-        </w:tc>
-        <w:tc>
-          <w:tcPr>
-            <w:tcW w:type="dxa" w:w="7560"/>
-            <w:tcMar>
-              <w:top w:type="dxa" w:w="100"/>
-              <w:left w:type="dxa" w:w="40"/>
-              <w:bottom w:type="dxa" w:w="100"/>
-              <w:right w:type="dxa" w:w="40"/>
-            </w:tcMar>
-            <w:vAlign w:val="center"/>
-          </w:tcPr>
-          <w:p>
-            <w:pPr>
-              <w:spacing w:after="50"/>
-            </w:pPr>
-            <w:r>
-              <w:rPr>
-                <w:b/>
-                <w:bCs/>
-                <w:color w:val="12355B"/>
-                <w:sz w:val="24"/>
-                <w:szCs w:val="24"/>
-              </w:rPr>
-              <w:t xml:space="preserve">Double number line</w:t>
-            </w:r>
-            <w:r>
-              <w:rPr>
-                <w:i/>
-                <w:iCs/>
-                <w:color w:val="5F6F80"/>
-                <w:sz w:val="19"/>
-                <w:szCs w:val="19"/>
-              </w:rPr>
-              <w:t xml:space="preserve">   Recta numérica doble</w:t>
-            </w:r>
-          </w:p>
-          <w:p>
-            <w:pPr>
-              <w:spacing w:after="40"/>
-            </w:pPr>
-            <w:r>
-              <w:rPr>
-                <w:sz w:val="21"/>
-                <w:szCs w:val="21"/>
-              </w:rPr>
-              <w:t xml:space="preserve">Two number lines lined up so matching tick marks show two units for the same amount.</w:t>
-            </w:r>
-          </w:p>
           <w:p>
             <w:pPr>
               <w:spacing w:after="0"/>
             </w:pPr>
-            <w:r>
-              <w:rPr>
-                <w:b/>
-                <w:bCs/>
-                <w:color w:val="1FA6A2"/>
-                <w:sz w:val="18"/>
-                <w:szCs w:val="18"/>
-              </w:rPr>
-              <w:t xml:space="preserve">Example:  </w:t>
-            </w:r>
             <w:r>
               <w:rPr>
                 <w:i/>
@@ -1190,23 +1491,6 @@
           </w:p>
         </w:tc>
       </w:tr>
-    </w:tbl>
-    <w:tbl>
-      <w:tblPr>
-        <w:tblW w:type="pct" w:w="100%"/>
-        <w:tblBorders>
-          <w:top w:val="none" w:color="FFFFFF" w:sz="0"/>
-          <w:left w:val="none" w:color="FFFFFF" w:sz="0"/>
-          <w:bottom w:val="single" w:color="C7D2DD" w:sz="4"/>
-          <w:right w:val="none" w:color="FFFFFF" w:sz="0"/>
-          <w:insideH w:val="none" w:color="FFFFFF" w:sz="0"/>
-          <w:insideV w:val="none" w:color="FFFFFF" w:sz="0"/>
-        </w:tblBorders>
-      </w:tblPr>
-      <w:tblGrid>
-        <w:gridCol w:w="1800"/>
-        <w:gridCol w:w="7560"/>
-      </w:tblGrid>
       <w:tr>
         <w:trPr>
           <w:cantSplit/>
@@ -1215,22 +1499,126 @@
           <w:tcPr>
             <w:tcW w:type="dxa" w:w="1800"/>
             <w:tcMar>
-              <w:top w:type="dxa" w:w="100"/>
-              <w:left w:type="dxa" w:w="40"/>
-              <w:bottom w:type="dxa" w:w="100"/>
-              <w:right w:type="dxa" w:w="120"/>
+              <w:top w:type="dxa" w:w="80"/>
+              <w:left w:type="dxa" w:w="100"/>
+              <w:bottom w:type="dxa" w:w="80"/>
+              <w:right w:type="dxa" w:w="100"/>
             </w:tcMar>
-            <w:vAlign w:val="center"/>
+            <w:vAlign w:val="top"/>
           </w:tcPr>
           <w:p>
             <w:pPr>
+              <w:spacing w:after="30"/>
+            </w:pPr>
+            <w:r>
+              <w:rPr>
+                <w:b/>
+                <w:bCs/>
+                <w:color w:val="12355B"/>
+                <w:sz w:val="21"/>
+                <w:szCs w:val="21"/>
+              </w:rPr>
+              <w:t xml:space="preserve">Ratio table</w:t>
+            </w:r>
+          </w:p>
+          <w:p>
+            <w:pPr>
               <w:spacing w:after="0"/>
+            </w:pPr>
+            <w:r>
+              <w:rPr>
+                <w:i/>
+                <w:iCs/>
+                <w:color w:val="5F6F80"/>
+                <w:sz w:val="18"/>
+                <w:szCs w:val="18"/>
+              </w:rPr>
+              <w:t xml:space="preserve">Tabla de razones</w:t>
+            </w:r>
+          </w:p>
+        </w:tc>
+        <w:tc>
+          <w:tcPr>
+            <w:tcW w:type="dxa" w:w="3160"/>
+            <w:tcMar>
+              <w:top w:type="dxa" w:w="80"/>
+              <w:left w:type="dxa" w:w="100"/>
+              <w:bottom w:type="dxa" w:w="80"/>
+              <w:right w:type="dxa" w:w="100"/>
+            </w:tcMar>
+            <w:vAlign w:val="top"/>
+          </w:tcPr>
+          <w:p>
+            <w:pPr>
+              <w:spacing w:after="0"/>
+            </w:pPr>
+            <w:r>
+              <w:rPr>
+                <w:sz w:val="20"/>
+                <w:szCs w:val="20"/>
+              </w:rPr>
+              <w:t xml:space="preserve">A table of equal ratios that lets you scale a conversion up or down one row at a time.</w:t>
+            </w:r>
+          </w:p>
+        </w:tc>
+        <w:tc>
+          <w:tcPr>
+            <w:tcW w:type="dxa" w:w="2200"/>
+            <w:tcMar>
+              <w:top w:type="dxa" w:w="80"/>
+              <w:left w:type="dxa" w:w="100"/>
+              <w:bottom w:type="dxa" w:w="80"/>
+              <w:right w:type="dxa" w:w="100"/>
+            </w:tcMar>
+            <w:vAlign w:val="top"/>
+          </w:tcPr>
+          <w:p>
+            <w:pPr>
+              <w:spacing w:after="40"/>
+            </w:pPr>
+            <w:r>
+              <w:rPr>
+                <w:i/>
+                <w:iCs/>
+                <w:color w:val="5F6F80"/>
+                <w:sz w:val="19"/>
+                <w:szCs w:val="19"/>
+              </w:rPr>
+              <w:t xml:space="preserve">Not Ratio table: write a counter-example that breaks the definition.</w:t>
+            </w:r>
+          </w:p>
+          <w:p>
+            <w:pPr>
+              <w:pBdr>
+                <w:bottom w:val="single" w:color="AFBECC" w:sz="6"/>
+              </w:pBdr>
+              <w:spacing w:after="30" w:before="150"/>
+            </w:pPr>
+            <w:r>
+              <w:t xml:space="preserve"/>
+            </w:r>
+          </w:p>
+        </w:tc>
+        <w:tc>
+          <w:tcPr>
+            <w:tcW w:type="dxa" w:w="2200"/>
+            <w:tcMar>
+              <w:top w:type="dxa" w:w="80"/>
+              <w:left w:type="dxa" w:w="100"/>
+              <w:bottom w:type="dxa" w:w="80"/>
+              <w:right w:type="dxa" w:w="100"/>
+            </w:tcMar>
+            <w:vAlign w:val="top"/>
+          </w:tcPr>
+          <w:p>
+            <w:pPr>
+              <w:spacing w:after="40"/>
               <w:jc w:val="center"/>
             </w:pPr>
             <w:r>
               <w:drawing>
                 <wp:inline distT="0" distB="0" distL="0" distR="0">
-                  <wp:extent cx="1047750" cy="790575"/>
+                  <wp:extent cx="876300" cy="657225"/>
                   <wp:effectExtent t="0" r="0" b="0" l="0"/>
                   <wp:docPr id="1" name="" descr="" title=""/>
                   <wp:cNvGraphicFramePr>
@@ -1255,7 +1643,7 @@
                         <pic:spPr bwMode="auto">
                           <a:xfrm>
                             <a:off x="0" y="0"/>
-                            <a:ext cx="1047750" cy="790575"/>
+                            <a:ext cx="876300" cy="657225"/>
                           </a:xfrm>
                           <a:prstGeom prst="rect">
                             <a:avLst/>
@@ -1268,69 +1656,10 @@
               </w:drawing>
             </w:r>
           </w:p>
-        </w:tc>
-        <w:tc>
-          <w:tcPr>
-            <w:tcW w:type="dxa" w:w="7560"/>
-            <w:tcMar>
-              <w:top w:type="dxa" w:w="100"/>
-              <w:left w:type="dxa" w:w="40"/>
-              <w:bottom w:type="dxa" w:w="100"/>
-              <w:right w:type="dxa" w:w="40"/>
-            </w:tcMar>
-            <w:vAlign w:val="center"/>
-          </w:tcPr>
-          <w:p>
-            <w:pPr>
-              <w:spacing w:after="50"/>
-            </w:pPr>
-            <w:r>
-              <w:rPr>
-                <w:b/>
-                <w:bCs/>
-                <w:color w:val="12355B"/>
-                <w:sz w:val="24"/>
-                <w:szCs w:val="24"/>
-              </w:rPr>
-              <w:t xml:space="preserve">Ratio table</w:t>
-            </w:r>
-            <w:r>
-              <w:rPr>
-                <w:i/>
-                <w:iCs/>
-                <w:color w:val="5F6F80"/>
-                <w:sz w:val="19"/>
-                <w:szCs w:val="19"/>
-              </w:rPr>
-              <w:t xml:space="preserve">   Tabla de razones</w:t>
-            </w:r>
-          </w:p>
-          <w:p>
-            <w:pPr>
-              <w:spacing w:after="40"/>
-            </w:pPr>
-            <w:r>
-              <w:rPr>
-                <w:sz w:val="21"/>
-                <w:szCs w:val="21"/>
-              </w:rPr>
-              <w:t xml:space="preserve">A table of equal ratios that lets you scale a conversion up or down one row at a time.</w:t>
-            </w:r>
-          </w:p>
           <w:p>
             <w:pPr>
               <w:spacing w:after="0"/>
             </w:pPr>
-            <w:r>
-              <w:rPr>
-                <w:b/>
-                <w:bCs/>
-                <w:color w:val="1FA6A2"/>
-                <w:sz w:val="18"/>
-                <w:szCs w:val="18"/>
-              </w:rPr>
-              <w:t xml:space="preserve">Example:  </w:t>
-            </w:r>
             <w:r>
               <w:rPr>
                 <w:i/>
@@ -1344,23 +1673,6 @@
           </w:p>
         </w:tc>
       </w:tr>
-    </w:tbl>
-    <w:tbl>
-      <w:tblPr>
-        <w:tblW w:type="pct" w:w="100%"/>
-        <w:tblBorders>
-          <w:top w:val="none" w:color="FFFFFF" w:sz="0"/>
-          <w:left w:val="none" w:color="FFFFFF" w:sz="0"/>
-          <w:bottom w:val="single" w:color="C7D2DD" w:sz="4"/>
-          <w:right w:val="none" w:color="FFFFFF" w:sz="0"/>
-          <w:insideH w:val="none" w:color="FFFFFF" w:sz="0"/>
-          <w:insideV w:val="none" w:color="FFFFFF" w:sz="0"/>
-        </w:tblBorders>
-      </w:tblPr>
-      <w:tblGrid>
-        <w:gridCol w:w="1800"/>
-        <w:gridCol w:w="7560"/>
-      </w:tblGrid>
       <w:tr>
         <w:trPr>
           <w:cantSplit/>
@@ -1369,22 +1681,126 @@
           <w:tcPr>
             <w:tcW w:type="dxa" w:w="1800"/>
             <w:tcMar>
-              <w:top w:type="dxa" w:w="100"/>
-              <w:left w:type="dxa" w:w="40"/>
-              <w:bottom w:type="dxa" w:w="100"/>
-              <w:right w:type="dxa" w:w="120"/>
+              <w:top w:type="dxa" w:w="80"/>
+              <w:left w:type="dxa" w:w="100"/>
+              <w:bottom w:type="dxa" w:w="80"/>
+              <w:right w:type="dxa" w:w="100"/>
             </w:tcMar>
-            <w:vAlign w:val="center"/>
+            <w:vAlign w:val="top"/>
           </w:tcPr>
           <w:p>
             <w:pPr>
+              <w:spacing w:after="30"/>
+            </w:pPr>
+            <w:r>
+              <w:rPr>
+                <w:b/>
+                <w:bCs/>
+                <w:color w:val="12355B"/>
+                <w:sz w:val="21"/>
+                <w:szCs w:val="21"/>
+              </w:rPr>
+              <w:t xml:space="preserve">Customary units</w:t>
+            </w:r>
+          </w:p>
+          <w:p>
+            <w:pPr>
               <w:spacing w:after="0"/>
+            </w:pPr>
+            <w:r>
+              <w:rPr>
+                <w:i/>
+                <w:iCs/>
+                <w:color w:val="5F6F80"/>
+                <w:sz w:val="18"/>
+                <w:szCs w:val="18"/>
+              </w:rPr>
+              <w:t xml:space="preserve">Unidades del sistema usual</w:t>
+            </w:r>
+          </w:p>
+        </w:tc>
+        <w:tc>
+          <w:tcPr>
+            <w:tcW w:type="dxa" w:w="3160"/>
+            <w:tcMar>
+              <w:top w:type="dxa" w:w="80"/>
+              <w:left w:type="dxa" w:w="100"/>
+              <w:bottom w:type="dxa" w:w="80"/>
+              <w:right w:type="dxa" w:w="100"/>
+            </w:tcMar>
+            <w:vAlign w:val="top"/>
+          </w:tcPr>
+          <w:p>
+            <w:pPr>
+              <w:spacing w:after="0"/>
+            </w:pPr>
+            <w:r>
+              <w:rPr>
+                <w:sz w:val="20"/>
+                <w:szCs w:val="20"/>
+              </w:rPr>
+              <w:t xml:space="preserve">The U.S. system of units: inch, foot, yard, mile, ounce, pound, cup, quart, gallon.</w:t>
+            </w:r>
+          </w:p>
+        </w:tc>
+        <w:tc>
+          <w:tcPr>
+            <w:tcW w:type="dxa" w:w="2200"/>
+            <w:tcMar>
+              <w:top w:type="dxa" w:w="80"/>
+              <w:left w:type="dxa" w:w="100"/>
+              <w:bottom w:type="dxa" w:w="80"/>
+              <w:right w:type="dxa" w:w="100"/>
+            </w:tcMar>
+            <w:vAlign w:val="top"/>
+          </w:tcPr>
+          <w:p>
+            <w:pPr>
+              <w:spacing w:after="40"/>
+            </w:pPr>
+            <w:r>
+              <w:rPr>
+                <w:i/>
+                <w:iCs/>
+                <w:color w:val="5F6F80"/>
+                <w:sz w:val="19"/>
+                <w:szCs w:val="19"/>
+              </w:rPr>
+              <w:t xml:space="preserve">Not Customary units: write a counter-example that breaks the definition.</w:t>
+            </w:r>
+          </w:p>
+          <w:p>
+            <w:pPr>
+              <w:pBdr>
+                <w:bottom w:val="single" w:color="AFBECC" w:sz="6"/>
+              </w:pBdr>
+              <w:spacing w:after="30" w:before="150"/>
+            </w:pPr>
+            <w:r>
+              <w:t xml:space="preserve"/>
+            </w:r>
+          </w:p>
+        </w:tc>
+        <w:tc>
+          <w:tcPr>
+            <w:tcW w:type="dxa" w:w="2200"/>
+            <w:tcMar>
+              <w:top w:type="dxa" w:w="80"/>
+              <w:left w:type="dxa" w:w="100"/>
+              <w:bottom w:type="dxa" w:w="80"/>
+              <w:right w:type="dxa" w:w="100"/>
+            </w:tcMar>
+            <w:vAlign w:val="top"/>
+          </w:tcPr>
+          <w:p>
+            <w:pPr>
+              <w:spacing w:after="40"/>
               <w:jc w:val="center"/>
             </w:pPr>
             <w:r>
               <w:drawing>
                 <wp:inline distT="0" distB="0" distL="0" distR="0">
-                  <wp:extent cx="1047750" cy="790575"/>
+                  <wp:extent cx="876300" cy="657225"/>
                   <wp:effectExtent t="0" r="0" b="0" l="0"/>
                   <wp:docPr id="1" name="" descr="" title=""/>
                   <wp:cNvGraphicFramePr>
@@ -1409,7 +1825,7 @@
                         <pic:spPr bwMode="auto">
                           <a:xfrm>
                             <a:off x="0" y="0"/>
-                            <a:ext cx="1047750" cy="790575"/>
+                            <a:ext cx="876300" cy="657225"/>
                           </a:xfrm>
                           <a:prstGeom prst="rect">
                             <a:avLst/>
@@ -1422,69 +1838,10 @@
               </w:drawing>
             </w:r>
           </w:p>
-        </w:tc>
-        <w:tc>
-          <w:tcPr>
-            <w:tcW w:type="dxa" w:w="7560"/>
-            <w:tcMar>
-              <w:top w:type="dxa" w:w="100"/>
-              <w:left w:type="dxa" w:w="40"/>
-              <w:bottom w:type="dxa" w:w="100"/>
-              <w:right w:type="dxa" w:w="40"/>
-            </w:tcMar>
-            <w:vAlign w:val="center"/>
-          </w:tcPr>
-          <w:p>
-            <w:pPr>
-              <w:spacing w:after="50"/>
-            </w:pPr>
-            <w:r>
-              <w:rPr>
-                <w:b/>
-                <w:bCs/>
-                <w:color w:val="12355B"/>
-                <w:sz w:val="24"/>
-                <w:szCs w:val="24"/>
-              </w:rPr>
-              <w:t xml:space="preserve">Customary units</w:t>
-            </w:r>
-            <w:r>
-              <w:rPr>
-                <w:i/>
-                <w:iCs/>
-                <w:color w:val="5F6F80"/>
-                <w:sz w:val="19"/>
-                <w:szCs w:val="19"/>
-              </w:rPr>
-              <w:t xml:space="preserve">   Unidades del sistema usual</w:t>
-            </w:r>
-          </w:p>
-          <w:p>
-            <w:pPr>
-              <w:spacing w:after="40"/>
-            </w:pPr>
-            <w:r>
-              <w:rPr>
-                <w:sz w:val="21"/>
-                <w:szCs w:val="21"/>
-              </w:rPr>
-              <w:t xml:space="preserve">The U.S. system of units: inch, foot, yard, mile, ounce, pound, cup, quart, gallon.</w:t>
-            </w:r>
-          </w:p>
           <w:p>
             <w:pPr>
               <w:spacing w:after="0"/>
             </w:pPr>
-            <w:r>
-              <w:rPr>
-                <w:b/>
-                <w:bCs/>
-                <w:color w:val="1FA6A2"/>
-                <w:sz w:val="18"/>
-                <w:szCs w:val="18"/>
-              </w:rPr>
-              <w:t xml:space="preserve">Example:  </w:t>
-            </w:r>
             <w:r>
               <w:rPr>
                 <w:i/>
@@ -1498,23 +1855,6 @@
           </w:p>
         </w:tc>
       </w:tr>
-    </w:tbl>
-    <w:tbl>
-      <w:tblPr>
-        <w:tblW w:type="pct" w:w="100%"/>
-        <w:tblBorders>
-          <w:top w:val="none" w:color="FFFFFF" w:sz="0"/>
-          <w:left w:val="none" w:color="FFFFFF" w:sz="0"/>
-          <w:bottom w:val="single" w:color="C7D2DD" w:sz="4"/>
-          <w:right w:val="none" w:color="FFFFFF" w:sz="0"/>
-          <w:insideH w:val="none" w:color="FFFFFF" w:sz="0"/>
-          <w:insideV w:val="none" w:color="FFFFFF" w:sz="0"/>
-        </w:tblBorders>
-      </w:tblPr>
-      <w:tblGrid>
-        <w:gridCol w:w="1800"/>
-        <w:gridCol w:w="7560"/>
-      </w:tblGrid>
       <w:tr>
         <w:trPr>
           <w:cantSplit/>
@@ -1523,22 +1863,126 @@
           <w:tcPr>
             <w:tcW w:type="dxa" w:w="1800"/>
             <w:tcMar>
-              <w:top w:type="dxa" w:w="100"/>
-              <w:left w:type="dxa" w:w="40"/>
-              <w:bottom w:type="dxa" w:w="100"/>
-              <w:right w:type="dxa" w:w="120"/>
+              <w:top w:type="dxa" w:w="80"/>
+              <w:left w:type="dxa" w:w="100"/>
+              <w:bottom w:type="dxa" w:w="80"/>
+              <w:right w:type="dxa" w:w="100"/>
             </w:tcMar>
-            <w:vAlign w:val="center"/>
+            <w:vAlign w:val="top"/>
           </w:tcPr>
           <w:p>
             <w:pPr>
+              <w:spacing w:after="30"/>
+            </w:pPr>
+            <w:r>
+              <w:rPr>
+                <w:b/>
+                <w:bCs/>
+                <w:color w:val="12355B"/>
+                <w:sz w:val="21"/>
+                <w:szCs w:val="21"/>
+              </w:rPr>
+              <w:t xml:space="preserve">Metric units</w:t>
+            </w:r>
+          </w:p>
+          <w:p>
+            <w:pPr>
               <w:spacing w:after="0"/>
+            </w:pPr>
+            <w:r>
+              <w:rPr>
+                <w:i/>
+                <w:iCs/>
+                <w:color w:val="5F6F80"/>
+                <w:sz w:val="18"/>
+                <w:szCs w:val="18"/>
+              </w:rPr>
+              <w:t xml:space="preserve">Unidades métricas</w:t>
+            </w:r>
+          </w:p>
+        </w:tc>
+        <w:tc>
+          <w:tcPr>
+            <w:tcW w:type="dxa" w:w="3160"/>
+            <w:tcMar>
+              <w:top w:type="dxa" w:w="80"/>
+              <w:left w:type="dxa" w:w="100"/>
+              <w:bottom w:type="dxa" w:w="80"/>
+              <w:right w:type="dxa" w:w="100"/>
+            </w:tcMar>
+            <w:vAlign w:val="top"/>
+          </w:tcPr>
+          <w:p>
+            <w:pPr>
+              <w:spacing w:after="0"/>
+            </w:pPr>
+            <w:r>
+              <w:rPr>
+                <w:sz w:val="20"/>
+                <w:szCs w:val="20"/>
+              </w:rPr>
+              <w:t xml:space="preserve">The base-10 system of units: meter, gram, liter.</w:t>
+            </w:r>
+          </w:p>
+        </w:tc>
+        <w:tc>
+          <w:tcPr>
+            <w:tcW w:type="dxa" w:w="2200"/>
+            <w:tcMar>
+              <w:top w:type="dxa" w:w="80"/>
+              <w:left w:type="dxa" w:w="100"/>
+              <w:bottom w:type="dxa" w:w="80"/>
+              <w:right w:type="dxa" w:w="100"/>
+            </w:tcMar>
+            <w:vAlign w:val="top"/>
+          </w:tcPr>
+          <w:p>
+            <w:pPr>
+              <w:spacing w:after="40"/>
+            </w:pPr>
+            <w:r>
+              <w:rPr>
+                <w:i/>
+                <w:iCs/>
+                <w:color w:val="5F6F80"/>
+                <w:sz w:val="19"/>
+                <w:szCs w:val="19"/>
+              </w:rPr>
+              <w:t xml:space="preserve">Not Metric units: write a counter-example that breaks the definition.</w:t>
+            </w:r>
+          </w:p>
+          <w:p>
+            <w:pPr>
+              <w:pBdr>
+                <w:bottom w:val="single" w:color="AFBECC" w:sz="6"/>
+              </w:pBdr>
+              <w:spacing w:after="30" w:before="150"/>
+            </w:pPr>
+            <w:r>
+              <w:t xml:space="preserve"/>
+            </w:r>
+          </w:p>
+        </w:tc>
+        <w:tc>
+          <w:tcPr>
+            <w:tcW w:type="dxa" w:w="2200"/>
+            <w:tcMar>
+              <w:top w:type="dxa" w:w="80"/>
+              <w:left w:type="dxa" w:w="100"/>
+              <w:bottom w:type="dxa" w:w="80"/>
+              <w:right w:type="dxa" w:w="100"/>
+            </w:tcMar>
+            <w:vAlign w:val="top"/>
+          </w:tcPr>
+          <w:p>
+            <w:pPr>
+              <w:spacing w:after="40"/>
               <w:jc w:val="center"/>
             </w:pPr>
             <w:r>
               <w:drawing>
                 <wp:inline distT="0" distB="0" distL="0" distR="0">
-                  <wp:extent cx="1047750" cy="790575"/>
+                  <wp:extent cx="876300" cy="657225"/>
                   <wp:effectExtent t="0" r="0" b="0" l="0"/>
                   <wp:docPr id="1" name="" descr="" title=""/>
                   <wp:cNvGraphicFramePr>
@@ -1563,7 +2007,7 @@
                         <pic:spPr bwMode="auto">
                           <a:xfrm>
                             <a:off x="0" y="0"/>
-                            <a:ext cx="1047750" cy="790575"/>
+                            <a:ext cx="876300" cy="657225"/>
                           </a:xfrm>
                           <a:prstGeom prst="rect">
                             <a:avLst/>
@@ -1576,69 +2020,10 @@
               </w:drawing>
             </w:r>
           </w:p>
-        </w:tc>
-        <w:tc>
-          <w:tcPr>
-            <w:tcW w:type="dxa" w:w="7560"/>
-            <w:tcMar>
-              <w:top w:type="dxa" w:w="100"/>
-              <w:left w:type="dxa" w:w="40"/>
-              <w:bottom w:type="dxa" w:w="100"/>
-              <w:right w:type="dxa" w:w="40"/>
-            </w:tcMar>
-            <w:vAlign w:val="center"/>
-          </w:tcPr>
-          <w:p>
-            <w:pPr>
-              <w:spacing w:after="50"/>
-            </w:pPr>
-            <w:r>
-              <w:rPr>
-                <w:b/>
-                <w:bCs/>
-                <w:color w:val="12355B"/>
-                <w:sz w:val="24"/>
-                <w:szCs w:val="24"/>
-              </w:rPr>
-              <w:t xml:space="preserve">Metric units</w:t>
-            </w:r>
-            <w:r>
-              <w:rPr>
-                <w:i/>
-                <w:iCs/>
-                <w:color w:val="5F6F80"/>
-                <w:sz w:val="19"/>
-                <w:szCs w:val="19"/>
-              </w:rPr>
-              <w:t xml:space="preserve">   Unidades métricas</w:t>
-            </w:r>
-          </w:p>
-          <w:p>
-            <w:pPr>
-              <w:spacing w:after="40"/>
-            </w:pPr>
-            <w:r>
-              <w:rPr>
-                <w:sz w:val="21"/>
-                <w:szCs w:val="21"/>
-              </w:rPr>
-              <w:t xml:space="preserve">The base-10 system of units: meter, gram, liter.</w:t>
-            </w:r>
-          </w:p>
           <w:p>
             <w:pPr>
               <w:spacing w:after="0"/>
             </w:pPr>
-            <w:r>
-              <w:rPr>
-                <w:b/>
-                <w:bCs/>
-                <w:color w:val="1FA6A2"/>
-                <w:sz w:val="18"/>
-                <w:szCs w:val="18"/>
-              </w:rPr>
-              <w:t xml:space="preserve">Example:  </w:t>
-            </w:r>
             <w:r>
               <w:rPr>
                 <w:i/>
@@ -3072,7 +3457,7 @@
                 <w:sz w:val="21"/>
                 <w:szCs w:val="21"/>
               </w:rPr>
-              <w:t xml:space="preserve">Chef Reyes writes every recipe in the units the supplier uses, but the kitchen's measuring tools are marked in different units of the same system. A stock order lists quarts; the pot is marked in cups. A height rule at the county fair ride is posted in inches; the sign-up sheet lists feet. Your job is to convert between units without changing the amount.</w:t>
+              <w:t xml:space="preserve">Chef Reyes writes every recipe in the units the supplier uses, but the kitchen's measuring tools are marked in different units of the same system. A stock order lists quarts; the pot is marked in cups. A height rule at the county fair ride is posted in inches; the sign-up sheet lists feet. Your job is to convert between units without changing the amount. The stock order lists 3 quarts, but the pot is marked in cups. The height rule at the ride says 48 inches, but the sign-up sheet lists feet.</w:t>
             </w:r>
           </w:p>
         </w:tc>
@@ -4083,7 +4468,7 @@
           <w:sz w:val="19"/>
           <w:szCs w:val="19"/>
         </w:rPr>
-        <w:t xml:space="preserve">   You Do — show your work</w:t>
+        <w:t xml:space="preserve">   You Do — show your work and reasoning</w:t>
       </w:r>
     </w:p>
     <w:p>
@@ -4098,7 +4483,7 @@
           <w:sz w:val="19"/>
           <w:szCs w:val="19"/>
         </w:rPr>
-        <w:t xml:space="preserve">Solve each problem. Show your thinking in the work box.</w:t>
+        <w:t xml:space="preserve">Solve each problem in the middle column and explain your reasoning using the sentence starters on the right.</w:t>
       </w:r>
     </w:p>
     <w:p>
@@ -4127,120 +4512,258 @@
         <w:t xml:space="preserve">   extra scaffolding</w:t>
       </w:r>
     </w:p>
-    <w:p>
-      <w:pPr>
-        <w:keepNext/>
-        <w:spacing w:after="60" w:before="160"/>
-      </w:pPr>
-      <w:r>
-        <w:rPr>
-          <w:b/>
-          <w:bCs/>
-          <w:color w:val="12355B"/>
-          <w:sz w:val="22"/>
-          <w:szCs w:val="22"/>
-        </w:rPr>
-        <w:t xml:space="preserve">1.  </w:t>
-      </w:r>
-      <w:r>
-        <w:rPr>
-          <w:b/>
-          <w:bCs/>
-          <w:sz w:val="21"/>
-          <w:szCs w:val="21"/>
-        </w:rPr>
-        <w:t xml:space="preserve">There are 16 ounces in 1 pound. How many pounds is 48 ounces?</w:t>
-      </w:r>
-    </w:p>
-    <w:p>
-      <w:pPr>
-        <w:spacing w:after="40"/>
-        <w:ind w:left="420"/>
-      </w:pPr>
-      <w:r>
-        <w:rPr>
-          <w:sz w:val="20"/>
-          <w:szCs w:val="20"/>
-        </w:rPr>
-        <w:t xml:space="preserve">A)  3 pounds</w:t>
-      </w:r>
-    </w:p>
-    <w:p>
-      <w:pPr>
-        <w:spacing w:after="40"/>
-        <w:ind w:left="420"/>
-      </w:pPr>
-      <w:r>
-        <w:rPr>
-          <w:sz w:val="20"/>
-          <w:szCs w:val="20"/>
-        </w:rPr>
-        <w:t xml:space="preserve">B)  32 pounds</w:t>
-      </w:r>
-    </w:p>
-    <w:p>
-      <w:pPr>
-        <w:spacing w:after="40"/>
-        <w:ind w:left="420"/>
-      </w:pPr>
-      <w:r>
-        <w:rPr>
-          <w:sz w:val="20"/>
-          <w:szCs w:val="20"/>
-        </w:rPr>
-        <w:t xml:space="preserve">C)  64 pounds</w:t>
-      </w:r>
-    </w:p>
-    <w:p>
-      <w:pPr>
-        <w:spacing w:after="40"/>
-        <w:ind w:left="420"/>
-      </w:pPr>
-      <w:r>
-        <w:rPr>
-          <w:sz w:val="20"/>
-          <w:szCs w:val="20"/>
-        </w:rPr>
-        <w:t xml:space="preserve">D)  768 pounds</w:t>
-      </w:r>
-    </w:p>
-    <w:p>
-      <w:pPr>
-        <w:spacing w:after="20"/>
-      </w:pPr>
-      <w:r>
-        <w:t xml:space="preserve"/>
-      </w:r>
-    </w:p>
     <w:tbl>
       <w:tblPr>
-        <w:tblW w:type="pct" w:w="100%"/>
+        <w:tblW w:type="dxa" w:w="9360"/>
         <w:tblBorders>
           <w:top w:val="single" w:color="C7D2DD" w:sz="6"/>
           <w:left w:val="single" w:color="C7D2DD" w:sz="6"/>
           <w:bottom w:val="single" w:color="C7D2DD" w:sz="6"/>
           <w:right w:val="single" w:color="C7D2DD" w:sz="6"/>
-          <w:insideH w:val="single" w:color="auto" w:sz="4"/>
-          <w:insideV w:val="single" w:color="auto" w:sz="4"/>
+          <w:insideH w:val="single" w:color="C7D2DD" w:sz="6"/>
+          <w:insideV w:val="single" w:color="C7D2DD" w:sz="6"/>
         </w:tblBorders>
       </w:tblPr>
       <w:tblGrid>
-        <w:gridCol w:w="100"/>
+        <w:gridCol w:w="2800"/>
+        <w:gridCol w:w="3560"/>
+        <w:gridCol w:w="3000"/>
       </w:tblGrid>
       <w:tr>
+        <w:trPr>
+          <w:cantSplit/>
+          <w:tblHeader/>
+        </w:trPr>
         <w:tc>
           <w:tcPr>
+            <w:tcW w:type="dxa" w:w="2800"/>
+            <w:shd w:fill="EEF4F8" w:color="auto" w:val="clear"/>
+            <w:tcMar>
+              <w:top w:type="dxa" w:w="60"/>
+              <w:left w:type="dxa" w:w="100"/>
+              <w:bottom w:type="dxa" w:w="60"/>
+              <w:right w:type="dxa" w:w="100"/>
+            </w:tcMar>
+          </w:tcPr>
+          <w:p>
+            <w:pPr>
+              <w:spacing w:after="0"/>
+            </w:pPr>
+            <w:r>
+              <w:rPr>
+                <w:b/>
+                <w:bCs/>
+                <w:color w:val="12355B"/>
+                <w:sz w:val="16"/>
+                <w:szCs w:val="16"/>
+              </w:rPr>
+              <w:t xml:space="preserve">CORE PROBLEM / GIVEN REPRESENTATION</w:t>
+            </w:r>
+          </w:p>
+        </w:tc>
+        <w:tc>
+          <w:tcPr>
+            <w:tcW w:type="dxa" w:w="3560"/>
+            <w:shd w:fill="EEF4F8" w:color="auto" w:val="clear"/>
+            <w:tcMar>
+              <w:top w:type="dxa" w:w="60"/>
+              <w:left w:type="dxa" w:w="100"/>
+              <w:bottom w:type="dxa" w:w="60"/>
+              <w:right w:type="dxa" w:w="100"/>
+            </w:tcMar>
+          </w:tcPr>
+          <w:p>
+            <w:pPr>
+              <w:spacing w:after="0"/>
+            </w:pPr>
+            <w:r>
+              <w:rPr>
+                <w:b/>
+                <w:bCs/>
+                <w:color w:val="12355B"/>
+                <w:sz w:val="16"/>
+                <w:szCs w:val="16"/>
+              </w:rPr>
+              <w:t xml:space="preserve">WORKING SPACE / CALCULATION STEPS</w:t>
+            </w:r>
+          </w:p>
+        </w:tc>
+        <w:tc>
+          <w:tcPr>
+            <w:tcW w:type="dxa" w:w="3000"/>
             <w:shd w:fill="FBF3E2" w:color="auto" w:val="clear"/>
             <w:tcMar>
               <w:top w:type="dxa" w:w="60"/>
-              <w:left w:type="dxa" w:w="120"/>
+              <w:left w:type="dxa" w:w="100"/>
               <w:bottom w:type="dxa" w:w="60"/>
-              <w:right w:type="dxa" w:w="120"/>
+              <w:right w:type="dxa" w:w="100"/>
             </w:tcMar>
           </w:tcPr>
           <w:p>
             <w:pPr>
-              <w:spacing w:after="0" w:line="320"/>
+              <w:spacing w:after="0"/>
+            </w:pPr>
+            <w:r>
+              <w:rPr>
+                <w:b/>
+                <w:bCs/>
+                <w:color w:val="B97A12"/>
+                <w:sz w:val="16"/>
+                <w:szCs w:val="16"/>
+              </w:rPr>
+              <w:t xml:space="preserve">EXPLAIN YOUR REASONING</w:t>
+            </w:r>
+          </w:p>
+        </w:tc>
+      </w:tr>
+      <w:tr>
+        <w:trPr>
+          <w:cantSplit/>
+        </w:trPr>
+        <w:tc>
+          <w:tcPr>
+            <w:tcW w:type="dxa" w:w="2800"/>
+            <w:tcMar>
+              <w:top w:type="dxa" w:w="80"/>
+              <w:left w:type="dxa" w:w="100"/>
+              <w:bottom w:type="dxa" w:w="80"/>
+              <w:right w:type="dxa" w:w="100"/>
+            </w:tcMar>
+            <w:vAlign w:val="top"/>
+          </w:tcPr>
+          <w:p>
+            <w:pPr>
+              <w:spacing w:after="60"/>
+            </w:pPr>
+            <w:r>
+              <w:rPr>
+                <w:b/>
+                <w:bCs/>
+                <w:color w:val="12355B"/>
+                <w:sz w:val="21"/>
+                <w:szCs w:val="21"/>
+              </w:rPr>
+              <w:t xml:space="preserve">1.  </w:t>
+            </w:r>
+            <w:r>
+              <w:rPr>
+                <w:b/>
+                <w:bCs/>
+                <w:sz w:val="20"/>
+                <w:szCs w:val="20"/>
+              </w:rPr>
+              <w:t xml:space="preserve">There are 16 ounces in 1 pound. How many pounds is 48 ounces?</w:t>
+            </w:r>
+          </w:p>
+          <w:p>
+            <w:pPr>
+              <w:spacing w:after="30"/>
+              <w:ind w:left="180"/>
+            </w:pPr>
+            <w:r>
+              <w:rPr>
+                <w:sz w:val="19"/>
+                <w:szCs w:val="19"/>
+              </w:rPr>
+              <w:t xml:space="preserve">A)  3 pounds</w:t>
+            </w:r>
+          </w:p>
+          <w:p>
+            <w:pPr>
+              <w:spacing w:after="30"/>
+              <w:ind w:left="180"/>
+            </w:pPr>
+            <w:r>
+              <w:rPr>
+                <w:sz w:val="19"/>
+                <w:szCs w:val="19"/>
+              </w:rPr>
+              <w:t xml:space="preserve">B)  32 pounds</w:t>
+            </w:r>
+          </w:p>
+          <w:p>
+            <w:pPr>
+              <w:spacing w:after="30"/>
+              <w:ind w:left="180"/>
+            </w:pPr>
+            <w:r>
+              <w:rPr>
+                <w:sz w:val="19"/>
+                <w:szCs w:val="19"/>
+              </w:rPr>
+              <w:t xml:space="preserve">C)  64 pounds</w:t>
+            </w:r>
+          </w:p>
+          <w:p>
+            <w:pPr>
+              <w:spacing w:after="30"/>
+              <w:ind w:left="180"/>
+            </w:pPr>
+            <w:r>
+              <w:rPr>
+                <w:sz w:val="19"/>
+                <w:szCs w:val="19"/>
+              </w:rPr>
+              <w:t xml:space="preserve">D)  768 pounds</w:t>
+            </w:r>
+          </w:p>
+        </w:tc>
+        <w:tc>
+          <w:tcPr>
+            <w:tcW w:type="dxa" w:w="3560"/>
+            <w:tcMar>
+              <w:top w:type="dxa" w:w="80"/>
+              <w:left w:type="dxa" w:w="100"/>
+              <w:bottom w:type="dxa" w:w="80"/>
+              <w:right w:type="dxa" w:w="100"/>
+            </w:tcMar>
+            <w:vAlign w:val="top"/>
+          </w:tcPr>
+          <w:p>
+            <w:pPr>
+              <w:spacing w:after="40"/>
+            </w:pPr>
+            <w:r>
+              <w:rPr>
+                <w:b/>
+                <w:bCs/>
+                <w:color w:val="1FA6A2"/>
+                <w:sz w:val="19"/>
+                <w:szCs w:val="19"/>
+              </w:rPr>
+              <w:t xml:space="preserve">Solution:  </w:t>
+            </w:r>
+            <w:r>
+              <w:rPr>
+                <w:b/>
+                <w:bCs/>
+                <w:sz w:val="19"/>
+                <w:szCs w:val="19"/>
+              </w:rPr>
+              <w:t xml:space="preserve">A)  3 pounds</w:t>
+            </w:r>
+          </w:p>
+          <w:p>
+            <w:pPr>
+              <w:spacing w:after="40"/>
+            </w:pPr>
+            <w:r>
+              <w:rPr>
+                <w:i/>
+                <w:iCs/>
+                <w:color w:val="5F6F80"/>
+                <w:sz w:val="18"/>
+                <w:szCs w:val="18"/>
+              </w:rPr>
+              <w:t xml:space="preserve">Pounds are the LARGER unit, so divide: 48 ÷ 16 = 3 pounds.</w:t>
+            </w:r>
+          </w:p>
+          <w:p>
+            <w:pPr>
+              <w:pBdr>
+                <w:bottom w:val="single" w:color="AFBECC" w:sz="6"/>
+              </w:pBdr>
+              <w:spacing w:after="30" w:before="150"/>
             </w:pPr>
             <w:r>
               <w:t xml:space="preserve"/>
@@ -4248,7 +4771,125 @@
           </w:p>
           <w:p>
             <w:pPr>
-              <w:spacing w:after="0" w:line="320"/>
+              <w:pBdr>
+                <w:bottom w:val="single" w:color="AFBECC" w:sz="6"/>
+              </w:pBdr>
+              <w:spacing w:after="30" w:before="150"/>
+            </w:pPr>
+            <w:r>
+              <w:t xml:space="preserve"/>
+            </w:r>
+          </w:p>
+        </w:tc>
+        <w:tc>
+          <w:tcPr>
+            <w:tcW w:type="dxa" w:w="3000"/>
+            <w:shd w:fill="FBF3E2" w:color="auto" w:val="clear"/>
+            <w:tcMar>
+              <w:top w:type="dxa" w:w="80"/>
+              <w:left w:type="dxa" w:w="100"/>
+              <w:bottom w:type="dxa" w:w="80"/>
+              <w:right w:type="dxa" w:w="100"/>
+            </w:tcMar>
+            <w:vAlign w:val="top"/>
+          </w:tcPr>
+          <w:p>
+            <w:pPr>
+              <w:spacing w:after="40"/>
+            </w:pPr>
+            <w:r>
+              <w:rPr>
+                <w:b/>
+                <w:bCs/>
+                <w:color w:val="12355B"/>
+                <w:sz w:val="19"/>
+                <w:szCs w:val="19"/>
+              </w:rPr>
+              <w:t xml:space="preserve">Because... </w:t>
+            </w:r>
+            <w:r>
+              <w:rPr>
+                <w:color w:val="AFBECC"/>
+                <w:sz w:val="19"/>
+                <w:szCs w:val="19"/>
+              </w:rPr>
+              <w:t xml:space="preserve">________________</w:t>
+            </w:r>
+          </w:p>
+          <w:p>
+            <w:pPr>
+              <w:pBdr>
+                <w:bottom w:val="single" w:color="AFBECC" w:sz="6"/>
+              </w:pBdr>
+              <w:spacing w:after="30" w:before="150"/>
+            </w:pPr>
+            <w:r>
+              <w:t xml:space="preserve"/>
+            </w:r>
+          </w:p>
+          <w:p>
+            <w:pPr>
+              <w:spacing w:after="40" w:before="80"/>
+            </w:pPr>
+            <w:r>
+              <w:rPr>
+                <w:b/>
+                <w:bCs/>
+                <w:color w:val="6B4FA0"/>
+                <w:sz w:val="19"/>
+                <w:szCs w:val="19"/>
+              </w:rPr>
+              <w:t xml:space="preserve">Although... </w:t>
+            </w:r>
+            <w:r>
+              <w:rPr>
+                <w:color w:val="AFBECC"/>
+                <w:sz w:val="19"/>
+                <w:szCs w:val="19"/>
+              </w:rPr>
+              <w:t xml:space="preserve">_______________</w:t>
+            </w:r>
+          </w:p>
+          <w:p>
+            <w:pPr>
+              <w:pBdr>
+                <w:bottom w:val="single" w:color="AFBECC" w:sz="6"/>
+              </w:pBdr>
+              <w:spacing w:after="30" w:before="150"/>
+            </w:pPr>
+            <w:r>
+              <w:t xml:space="preserve"/>
+            </w:r>
+          </w:p>
+          <w:p>
+            <w:pPr>
+              <w:spacing w:after="40" w:before="80"/>
+            </w:pPr>
+            <w:r>
+              <w:rPr>
+                <w:b/>
+                <w:bCs/>
+                <w:color w:val="1FA6A2"/>
+                <w:sz w:val="19"/>
+                <w:szCs w:val="19"/>
+              </w:rPr>
+              <w:t xml:space="preserve">Therefore... </w:t>
+            </w:r>
+            <w:r>
+              <w:rPr>
+                <w:color w:val="AFBECC"/>
+                <w:sz w:val="19"/>
+                <w:szCs w:val="19"/>
+              </w:rPr>
+              <w:t xml:space="preserve">______________</w:t>
+            </w:r>
+          </w:p>
+          <w:p>
+            <w:pPr>
+              <w:pBdr>
+                <w:bottom w:val="single" w:color="AFBECC" w:sz="6"/>
+              </w:pBdr>
+              <w:spacing w:after="30" w:before="150"/>
             </w:pPr>
             <w:r>
               <w:t xml:space="preserve"/>
@@ -4259,84 +4900,7 @@
     </w:tbl>
     <w:p>
       <w:pPr>
-        <w:keepNext/>
-        <w:spacing w:after="60" w:before="160"/>
-      </w:pPr>
-      <w:r>
-        <w:rPr>
-          <w:b/>
-          <w:bCs/>
-          <w:color w:val="12355B"/>
-          <w:sz w:val="22"/>
-          <w:szCs w:val="22"/>
-        </w:rPr>
-        <w:t xml:space="preserve">2.  </w:t>
-      </w:r>
-      <w:r>
-        <w:rPr>
-          <w:b/>
-          <w:bCs/>
-          <w:sz w:val="21"/>
-          <w:szCs w:val="21"/>
-        </w:rPr>
-        <w:t xml:space="preserve">A child is 4 feet tall. A ride requires 44 inches. Can the child ride?</w:t>
-      </w:r>
-    </w:p>
-    <w:p>
-      <w:pPr>
-        <w:spacing w:after="40"/>
-        <w:ind w:left="420"/>
-      </w:pPr>
-      <w:r>
-        <w:rPr>
-          <w:sz w:val="20"/>
-          <w:szCs w:val="20"/>
-        </w:rPr>
-        <w:t xml:space="preserve">A)  No, because 4 is less than 44</w:t>
-      </w:r>
-    </w:p>
-    <w:p>
-      <w:pPr>
-        <w:spacing w:after="40"/>
-        <w:ind w:left="420"/>
-      </w:pPr>
-      <w:r>
-        <w:rPr>
-          <w:sz w:val="20"/>
-          <w:szCs w:val="20"/>
-        </w:rPr>
-        <w:t xml:space="preserve">B)  Yes, because 4 feet = 44 inches exactly</w:t>
-      </w:r>
-    </w:p>
-    <w:p>
-      <w:pPr>
-        <w:spacing w:after="40"/>
-        <w:ind w:left="420"/>
-      </w:pPr>
-      <w:r>
-        <w:rPr>
-          <w:sz w:val="20"/>
-          <w:szCs w:val="20"/>
-        </w:rPr>
-        <w:t xml:space="preserve">C)  Yes, because 4 feet = 48 inches, which is more than 44</w:t>
-      </w:r>
-    </w:p>
-    <w:p>
-      <w:pPr>
-        <w:spacing w:after="40"/>
-        <w:ind w:left="420"/>
-      </w:pPr>
-      <w:r>
-        <w:rPr>
-          <w:sz w:val="20"/>
-          <w:szCs w:val="20"/>
-        </w:rPr>
-        <w:t xml:space="preserve">D)  You cannot compare feet and inches</w:t>
-      </w:r>
-    </w:p>
-    <w:p>
-      <w:pPr>
-        <w:spacing w:after="20"/>
+        <w:spacing w:after="80"/>
       </w:pPr>
       <w:r>
         <w:t xml:space="preserve"/>
@@ -4344,33 +4908,256 @@
     </w:p>
     <w:tbl>
       <w:tblPr>
-        <w:tblW w:type="pct" w:w="100%"/>
+        <w:tblW w:type="dxa" w:w="9360"/>
         <w:tblBorders>
           <w:top w:val="single" w:color="C7D2DD" w:sz="6"/>
           <w:left w:val="single" w:color="C7D2DD" w:sz="6"/>
           <w:bottom w:val="single" w:color="C7D2DD" w:sz="6"/>
           <w:right w:val="single" w:color="C7D2DD" w:sz="6"/>
-          <w:insideH w:val="single" w:color="auto" w:sz="4"/>
-          <w:insideV w:val="single" w:color="auto" w:sz="4"/>
+          <w:insideH w:val="single" w:color="C7D2DD" w:sz="6"/>
+          <w:insideV w:val="single" w:color="C7D2DD" w:sz="6"/>
         </w:tblBorders>
       </w:tblPr>
       <w:tblGrid>
-        <w:gridCol w:w="100"/>
+        <w:gridCol w:w="2800"/>
+        <w:gridCol w:w="3560"/>
+        <w:gridCol w:w="3000"/>
       </w:tblGrid>
       <w:tr>
+        <w:trPr>
+          <w:cantSplit/>
+          <w:tblHeader/>
+        </w:trPr>
         <w:tc>
           <w:tcPr>
+            <w:tcW w:type="dxa" w:w="2800"/>
+            <w:shd w:fill="EEF4F8" w:color="auto" w:val="clear"/>
+            <w:tcMar>
+              <w:top w:type="dxa" w:w="60"/>
+              <w:left w:type="dxa" w:w="100"/>
+              <w:bottom w:type="dxa" w:w="60"/>
+              <w:right w:type="dxa" w:w="100"/>
+            </w:tcMar>
+          </w:tcPr>
+          <w:p>
+            <w:pPr>
+              <w:spacing w:after="0"/>
+            </w:pPr>
+            <w:r>
+              <w:rPr>
+                <w:b/>
+                <w:bCs/>
+                <w:color w:val="12355B"/>
+                <w:sz w:val="16"/>
+                <w:szCs w:val="16"/>
+              </w:rPr>
+              <w:t xml:space="preserve">CORE PROBLEM / GIVEN REPRESENTATION</w:t>
+            </w:r>
+          </w:p>
+        </w:tc>
+        <w:tc>
+          <w:tcPr>
+            <w:tcW w:type="dxa" w:w="3560"/>
+            <w:shd w:fill="EEF4F8" w:color="auto" w:val="clear"/>
+            <w:tcMar>
+              <w:top w:type="dxa" w:w="60"/>
+              <w:left w:type="dxa" w:w="100"/>
+              <w:bottom w:type="dxa" w:w="60"/>
+              <w:right w:type="dxa" w:w="100"/>
+            </w:tcMar>
+          </w:tcPr>
+          <w:p>
+            <w:pPr>
+              <w:spacing w:after="0"/>
+            </w:pPr>
+            <w:r>
+              <w:rPr>
+                <w:b/>
+                <w:bCs/>
+                <w:color w:val="12355B"/>
+                <w:sz w:val="16"/>
+                <w:szCs w:val="16"/>
+              </w:rPr>
+              <w:t xml:space="preserve">WORKING SPACE / CALCULATION STEPS</w:t>
+            </w:r>
+          </w:p>
+        </w:tc>
+        <w:tc>
+          <w:tcPr>
+            <w:tcW w:type="dxa" w:w="3000"/>
             <w:shd w:fill="FBF3E2" w:color="auto" w:val="clear"/>
             <w:tcMar>
               <w:top w:type="dxa" w:w="60"/>
-              <w:left w:type="dxa" w:w="120"/>
+              <w:left w:type="dxa" w:w="100"/>
               <w:bottom w:type="dxa" w:w="60"/>
-              <w:right w:type="dxa" w:w="120"/>
+              <w:right w:type="dxa" w:w="100"/>
             </w:tcMar>
           </w:tcPr>
           <w:p>
             <w:pPr>
-              <w:spacing w:after="0" w:line="320"/>
+              <w:spacing w:after="0"/>
+            </w:pPr>
+            <w:r>
+              <w:rPr>
+                <w:b/>
+                <w:bCs/>
+                <w:color w:val="B97A12"/>
+                <w:sz w:val="16"/>
+                <w:szCs w:val="16"/>
+              </w:rPr>
+              <w:t xml:space="preserve">EXPLAIN YOUR REASONING</w:t>
+            </w:r>
+          </w:p>
+        </w:tc>
+      </w:tr>
+      <w:tr>
+        <w:trPr>
+          <w:cantSplit/>
+        </w:trPr>
+        <w:tc>
+          <w:tcPr>
+            <w:tcW w:type="dxa" w:w="2800"/>
+            <w:tcMar>
+              <w:top w:type="dxa" w:w="80"/>
+              <w:left w:type="dxa" w:w="100"/>
+              <w:bottom w:type="dxa" w:w="80"/>
+              <w:right w:type="dxa" w:w="100"/>
+            </w:tcMar>
+            <w:vAlign w:val="top"/>
+          </w:tcPr>
+          <w:p>
+            <w:pPr>
+              <w:spacing w:after="60"/>
+            </w:pPr>
+            <w:r>
+              <w:rPr>
+                <w:b/>
+                <w:bCs/>
+                <w:color w:val="12355B"/>
+                <w:sz w:val="21"/>
+                <w:szCs w:val="21"/>
+              </w:rPr>
+              <w:t xml:space="preserve">2.  </w:t>
+            </w:r>
+            <w:r>
+              <w:rPr>
+                <w:b/>
+                <w:bCs/>
+                <w:sz w:val="20"/>
+                <w:szCs w:val="20"/>
+              </w:rPr>
+              <w:t xml:space="preserve">A child is 4 feet tall. A ride requires 44 inches. Can the child ride?</w:t>
+            </w:r>
+          </w:p>
+          <w:p>
+            <w:pPr>
+              <w:spacing w:after="30"/>
+              <w:ind w:left="180"/>
+            </w:pPr>
+            <w:r>
+              <w:rPr>
+                <w:sz w:val="19"/>
+                <w:szCs w:val="19"/>
+              </w:rPr>
+              <w:t xml:space="preserve">A)  No, because 4 is less than 44</w:t>
+            </w:r>
+          </w:p>
+          <w:p>
+            <w:pPr>
+              <w:spacing w:after="30"/>
+              <w:ind w:left="180"/>
+            </w:pPr>
+            <w:r>
+              <w:rPr>
+                <w:sz w:val="19"/>
+                <w:szCs w:val="19"/>
+              </w:rPr>
+              <w:t xml:space="preserve">B)  Yes, because 4 feet = 44 inches exactly</w:t>
+            </w:r>
+          </w:p>
+          <w:p>
+            <w:pPr>
+              <w:spacing w:after="30"/>
+              <w:ind w:left="180"/>
+            </w:pPr>
+            <w:r>
+              <w:rPr>
+                <w:sz w:val="19"/>
+                <w:szCs w:val="19"/>
+              </w:rPr>
+              <w:t xml:space="preserve">C)  Yes, because 4 feet = 48 inches, which is more than 44</w:t>
+            </w:r>
+          </w:p>
+          <w:p>
+            <w:pPr>
+              <w:spacing w:after="30"/>
+              <w:ind w:left="180"/>
+            </w:pPr>
+            <w:r>
+              <w:rPr>
+                <w:sz w:val="19"/>
+                <w:szCs w:val="19"/>
+              </w:rPr>
+              <w:t xml:space="preserve">D)  You cannot compare feet and inches</w:t>
+            </w:r>
+          </w:p>
+        </w:tc>
+        <w:tc>
+          <w:tcPr>
+            <w:tcW w:type="dxa" w:w="3560"/>
+            <w:tcMar>
+              <w:top w:type="dxa" w:w="80"/>
+              <w:left w:type="dxa" w:w="100"/>
+              <w:bottom w:type="dxa" w:w="80"/>
+              <w:right w:type="dxa" w:w="100"/>
+            </w:tcMar>
+            <w:vAlign w:val="top"/>
+          </w:tcPr>
+          <w:p>
+            <w:pPr>
+              <w:spacing w:after="40"/>
+            </w:pPr>
+            <w:r>
+              <w:rPr>
+                <w:b/>
+                <w:bCs/>
+                <w:color w:val="1FA6A2"/>
+                <w:sz w:val="19"/>
+                <w:szCs w:val="19"/>
+              </w:rPr>
+              <w:t xml:space="preserve">Solution:  </w:t>
+            </w:r>
+            <w:r>
+              <w:rPr>
+                <w:b/>
+                <w:bCs/>
+                <w:sz w:val="19"/>
+                <w:szCs w:val="19"/>
+              </w:rPr>
+              <w:t xml:space="preserve">C)  Yes, because 4 feet = 48 inches, which is more than 44</w:t>
+            </w:r>
+          </w:p>
+          <w:p>
+            <w:pPr>
+              <w:spacing w:after="40"/>
+            </w:pPr>
+            <w:r>
+              <w:rPr>
+                <w:i/>
+                <w:iCs/>
+                <w:color w:val="5F6F80"/>
+                <w:sz w:val="18"/>
+                <w:szCs w:val="18"/>
+              </w:rPr>
+              <w:t xml:space="preserve">Convert first so both measurements use the same unit: 4 × 12 = 48 inches. 48 &gt; 44, so the child can ride.</w:t>
+            </w:r>
+          </w:p>
+          <w:p>
+            <w:pPr>
+              <w:pBdr>
+                <w:bottom w:val="single" w:color="AFBECC" w:sz="6"/>
+              </w:pBdr>
+              <w:spacing w:after="30" w:before="150"/>
             </w:pPr>
             <w:r>
               <w:t xml:space="preserve"/>
@@ -4378,7 +5165,125 @@
           </w:p>
           <w:p>
             <w:pPr>
-              <w:spacing w:after="0" w:line="320"/>
+              <w:pBdr>
+                <w:bottom w:val="single" w:color="AFBECC" w:sz="6"/>
+              </w:pBdr>
+              <w:spacing w:after="30" w:before="150"/>
+            </w:pPr>
+            <w:r>
+              <w:t xml:space="preserve"/>
+            </w:r>
+          </w:p>
+        </w:tc>
+        <w:tc>
+          <w:tcPr>
+            <w:tcW w:type="dxa" w:w="3000"/>
+            <w:shd w:fill="FBF3E2" w:color="auto" w:val="clear"/>
+            <w:tcMar>
+              <w:top w:type="dxa" w:w="80"/>
+              <w:left w:type="dxa" w:w="100"/>
+              <w:bottom w:type="dxa" w:w="80"/>
+              <w:right w:type="dxa" w:w="100"/>
+            </w:tcMar>
+            <w:vAlign w:val="top"/>
+          </w:tcPr>
+          <w:p>
+            <w:pPr>
+              <w:spacing w:after="40"/>
+            </w:pPr>
+            <w:r>
+              <w:rPr>
+                <w:b/>
+                <w:bCs/>
+                <w:color w:val="12355B"/>
+                <w:sz w:val="19"/>
+                <w:szCs w:val="19"/>
+              </w:rPr>
+              <w:t xml:space="preserve">Because... </w:t>
+            </w:r>
+            <w:r>
+              <w:rPr>
+                <w:color w:val="AFBECC"/>
+                <w:sz w:val="19"/>
+                <w:szCs w:val="19"/>
+              </w:rPr>
+              <w:t xml:space="preserve">________________</w:t>
+            </w:r>
+          </w:p>
+          <w:p>
+            <w:pPr>
+              <w:pBdr>
+                <w:bottom w:val="single" w:color="AFBECC" w:sz="6"/>
+              </w:pBdr>
+              <w:spacing w:after="30" w:before="150"/>
+            </w:pPr>
+            <w:r>
+              <w:t xml:space="preserve"/>
+            </w:r>
+          </w:p>
+          <w:p>
+            <w:pPr>
+              <w:spacing w:after="40" w:before="80"/>
+            </w:pPr>
+            <w:r>
+              <w:rPr>
+                <w:b/>
+                <w:bCs/>
+                <w:color w:val="6B4FA0"/>
+                <w:sz w:val="19"/>
+                <w:szCs w:val="19"/>
+              </w:rPr>
+              <w:t xml:space="preserve">Although... </w:t>
+            </w:r>
+            <w:r>
+              <w:rPr>
+                <w:color w:val="AFBECC"/>
+                <w:sz w:val="19"/>
+                <w:szCs w:val="19"/>
+              </w:rPr>
+              <w:t xml:space="preserve">_______________</w:t>
+            </w:r>
+          </w:p>
+          <w:p>
+            <w:pPr>
+              <w:pBdr>
+                <w:bottom w:val="single" w:color="AFBECC" w:sz="6"/>
+              </w:pBdr>
+              <w:spacing w:after="30" w:before="150"/>
+            </w:pPr>
+            <w:r>
+              <w:t xml:space="preserve"/>
+            </w:r>
+          </w:p>
+          <w:p>
+            <w:pPr>
+              <w:spacing w:after="40" w:before="80"/>
+            </w:pPr>
+            <w:r>
+              <w:rPr>
+                <w:b/>
+                <w:bCs/>
+                <w:color w:val="1FA6A2"/>
+                <w:sz w:val="19"/>
+                <w:szCs w:val="19"/>
+              </w:rPr>
+              <w:t xml:space="preserve">Therefore... </w:t>
+            </w:r>
+            <w:r>
+              <w:rPr>
+                <w:color w:val="AFBECC"/>
+                <w:sz w:val="19"/>
+                <w:szCs w:val="19"/>
+              </w:rPr>
+              <w:t xml:space="preserve">______________</w:t>
+            </w:r>
+          </w:p>
+          <w:p>
+            <w:pPr>
+              <w:pBdr>
+                <w:bottom w:val="single" w:color="AFBECC" w:sz="6"/>
+              </w:pBdr>
+              <w:spacing w:after="30" w:before="150"/>
             </w:pPr>
             <w:r>
               <w:t xml:space="preserve"/>
@@ -4387,6 +5292,14 @@
         </w:tc>
       </w:tr>
     </w:tbl>
+    <w:p>
+      <w:pPr>
+        <w:spacing w:after="80"/>
+      </w:pPr>
+      <w:r>
+        <w:t xml:space="preserve"/>
+      </w:r>
+    </w:p>
     <w:p>
       <w:pPr>
         <w:pStyle w:val="Heading1"/>
@@ -4505,6 +5418,149 @@
         <w:t xml:space="preserve"/>
       </w:r>
     </w:p>
+    <w:p>
+      <w:pPr>
+        <w:spacing w:after="60"/>
+      </w:pPr>
+      <w:r>
+        <w:t xml:space="preserve"/>
+      </w:r>
+    </w:p>
+    <w:tbl>
+      <w:tblPr>
+        <w:tblW w:type="dxa" w:w="9360"/>
+        <w:tblBorders>
+          <w:top w:val="single" w:color="C7D2DD" w:sz="6"/>
+          <w:left w:val="single" w:color="C7D2DD" w:sz="6"/>
+          <w:bottom w:val="single" w:color="C7D2DD" w:sz="6"/>
+          <w:right w:val="single" w:color="C7D2DD" w:sz="6"/>
+          <w:insideH w:val="single" w:color="C7D2DD" w:sz="6"/>
+          <w:insideV w:val="single" w:color="C7D2DD" w:sz="6"/>
+        </w:tblBorders>
+      </w:tblPr>
+      <w:tblGrid>
+        <w:gridCol w:w="3120"/>
+        <w:gridCol w:w="3120"/>
+        <w:gridCol w:w="3120"/>
+      </w:tblGrid>
+      <w:tr>
+        <w:trPr>
+          <w:cantSplit/>
+          <w:tblHeader/>
+        </w:trPr>
+        <w:tc>
+          <w:tcPr>
+            <w:tcW w:type="dxa" w:w="9360"/>
+            <w:gridSpan w:val="3"/>
+            <w:shd w:fill="EEF4F8" w:color="auto" w:val="clear"/>
+            <w:tcMar>
+              <w:top w:type="dxa" w:w="60"/>
+              <w:left w:type="dxa" w:w="100"/>
+              <w:bottom w:type="dxa" w:w="60"/>
+              <w:right w:type="dxa" w:w="100"/>
+            </w:tcMar>
+          </w:tcPr>
+          <w:p>
+            <w:pPr>
+              <w:spacing w:after="0"/>
+            </w:pPr>
+            <w:r>
+              <w:rPr>
+                <w:b/>
+                <w:bCs/>
+                <w:color w:val="12355B"/>
+                <w:sz w:val="18"/>
+                <w:szCs w:val="18"/>
+              </w:rPr>
+              <w:t xml:space="preserve">EXIT CHECK · 3-POINT SELF-ASSESSMENT CHECKLIST</w:t>
+            </w:r>
+          </w:p>
+        </w:tc>
+      </w:tr>
+      <w:tr>
+        <w:trPr>
+          <w:cantSplit/>
+        </w:trPr>
+        <w:tc>
+          <w:tcPr>
+            <w:tcW w:type="dxa" w:w="3120"/>
+            <w:tcMar>
+              <w:top w:type="dxa" w:w="80"/>
+              <w:left w:type="dxa" w:w="100"/>
+              <w:bottom w:type="dxa" w:w="80"/>
+              <w:right w:type="dxa" w:w="100"/>
+            </w:tcMar>
+          </w:tcPr>
+          <w:p>
+            <w:pPr>
+              <w:spacing w:after="0"/>
+            </w:pPr>
+            <w:r>
+              <w:rPr>
+                <w:b/>
+                <w:bCs/>
+                <w:color w:val="1A2733"/>
+                <w:sz w:val="18"/>
+                <w:szCs w:val="18"/>
+              </w:rPr>
+              <w:t xml:space="preserve">☐ 1. Units &amp; Labels Verified</w:t>
+            </w:r>
+          </w:p>
+        </w:tc>
+        <w:tc>
+          <w:tcPr>
+            <w:tcW w:type="dxa" w:w="3120"/>
+            <w:tcMar>
+              <w:top w:type="dxa" w:w="80"/>
+              <w:left w:type="dxa" w:w="100"/>
+              <w:bottom w:type="dxa" w:w="80"/>
+              <w:right w:type="dxa" w:w="100"/>
+            </w:tcMar>
+          </w:tcPr>
+          <w:p>
+            <w:pPr>
+              <w:spacing w:after="0"/>
+            </w:pPr>
+            <w:r>
+              <w:rPr>
+                <w:b/>
+                <w:bCs/>
+                <w:color w:val="1A2733"/>
+                <w:sz w:val="18"/>
+                <w:szCs w:val="18"/>
+              </w:rPr>
+              <w:t xml:space="preserve">☐ 2. Reasoning Stated (Because / Although / Therefore)</w:t>
+            </w:r>
+          </w:p>
+        </w:tc>
+        <w:tc>
+          <w:tcPr>
+            <w:tcW w:type="dxa" w:w="3120"/>
+            <w:tcMar>
+              <w:top w:type="dxa" w:w="80"/>
+              <w:left w:type="dxa" w:w="100"/>
+              <w:bottom w:type="dxa" w:w="80"/>
+              <w:right w:type="dxa" w:w="100"/>
+            </w:tcMar>
+          </w:tcPr>
+          <w:p>
+            <w:pPr>
+              <w:spacing w:after="0"/>
+            </w:pPr>
+            <w:r>
+              <w:rPr>
+                <w:b/>
+                <w:bCs/>
+                <w:color w:val="1A2733"/>
+                <w:sz w:val="18"/>
+                <w:szCs w:val="18"/>
+              </w:rPr>
+              <w:t xml:space="preserve">☐ 3. Calculations Double-Checked</w:t>
+            </w:r>
+          </w:p>
+        </w:tc>
+      </w:tr>
+    </w:tbl>
     <w:p>
       <w:pPr>
         <w:pStyle w:val="Heading1"/>
@@ -5004,22 +6060,6 @@
     </w:p>
     <w:p>
       <w:pPr>
-        <w:pStyle w:val="Heading2"/>
-        <w:spacing w:after="80" w:before="180"/>
-      </w:pPr>
-      <w:r>
-        <w:rPr>
-          <w:b/>
-          <w:bCs/>
-          <w:color w:val="12355B"/>
-          <w:sz w:val="24"/>
-          <w:szCs w:val="24"/>
-        </w:rPr>
-        <w:t xml:space="preserve">Level 2 Enrichment</w:t>
-      </w:r>
-    </w:p>
-    <w:p>
-      <w:pPr>
         <w:spacing w:after="80"/>
       </w:pPr>
       <w:r>
@@ -5036,10 +6076,48 @@
           <w:sz w:val="21"/>
           <w:szCs w:val="21"/>
         </w:rPr>
-        <w:t xml:space="preserve">Total mix: 4 posts × 250 ounces = 1,000 ounces. Bags needed: 1,000 ÷ 80 = 12.5, and you cannot buy half a bag, so she needs 13 bags. Water: each bag takes 1 quart, so 13 bags take 13 quarts. Converting to cups with the unit ratio 4 cups : 1 quart, 13 × 4 = 52 cups of water. The two conversions go opposite ways: ounces to bags divides (a bag is the larger unit), while quarts to cups multiplies (a cup is the smaller unit).</w:t>
-      </w:r>
-      <w:r>
-        <w:t xml:space="preserve"/>
+        <w:t xml:space="preserve">C)  12 cups</w:t>
+      </w:r>
+      <w:r>
+        <w:rPr>
+          <w:i/>
+          <w:iCs/>
+          <w:color w:val="5F6F80"/>
+          <w:sz w:val="19"/>
+          <w:szCs w:val="19"/>
+        </w:rPr>
+        <w:t xml:space="preserve">  — Use the ratio 1 quart : 4 cups and scale it by 3: 3 quarts : 12 cups. A cup is smaller than a quart, so the number of cups is greater: 3 × 4 = 12.</w:t>
+      </w:r>
+    </w:p>
+    <w:p>
+      <w:pPr>
+        <w:spacing w:after="80"/>
+      </w:pPr>
+      <w:r>
+        <w:rPr>
+          <w:b/>
+          <w:bCs/>
+          <w:sz w:val="21"/>
+          <w:szCs w:val="21"/>
+        </w:rPr>
+        <w:t xml:space="preserve">6.  </w:t>
+      </w:r>
+      <w:r>
+        <w:rPr>
+          <w:sz w:val="21"/>
+          <w:szCs w:val="21"/>
+        </w:rPr>
+        <w:t xml:space="preserve">B)  16 tablespoons</w:t>
+      </w:r>
+      <w:r>
+        <w:rPr>
+          <w:i/>
+          <w:iCs/>
+          <w:color w:val="5F6F80"/>
+          <w:sz w:val="19"/>
+          <w:szCs w:val="19"/>
+        </w:rPr>
+        <w:t xml:space="preserve">  — Use the ratio 3 teaspoons : 1 tablespoon. 48 teaspoons is 16 groups of 3 teaspoons, so it is 16 tablespoons: 48 ÷ 3 = 16. A tablespoon is the bigger unit, so the number gets smaller.</w:t>
       </w:r>
     </w:p>
     <w:p>
